--- a/Manual de usuario..docx
+++ b/Manual de usuario..docx
@@ -907,7 +907,7 @@
           </mc:Choice>
           <mc:Fallback>
             <w:pict>
-              <v:shapetype w14:anchorId="1B6214D5" id="_x0000_t32" coordsize="21600,21600" o:spt="32" o:oned="t" path="m,l21600,21600e" filled="f">
+              <v:shapetype w14:anchorId="64972AA4" id="_x0000_t32" coordsize="21600,21600" o:spt="32" o:oned="t" path="m,l21600,21600e" filled="f">
                 <v:path arrowok="t" fillok="f" o:connecttype="none"/>
                 <o:lock v:ext="edit" shapetype="t"/>
               </v:shapetype>
@@ -1114,7 +1114,7 @@
           </mc:Choice>
           <mc:Fallback>
             <w:pict>
-              <v:shape w14:anchorId="0FD325F8" id="Conector recto de flecha 5" o:spid="_x0000_s1026" type="#_x0000_t32" style="position:absolute;margin-left:3in;margin-top:10.25pt;width:141pt;height:91.5pt;z-index:251644416;visibility:visible;mso-wrap-style:square;mso-width-percent:0;mso-height-percent:0;mso-wrap-distance-left:9pt;mso-wrap-distance-top:0;mso-wrap-distance-right:9pt;mso-wrap-distance-bottom:0;mso-position-horizontal:absolute;mso-position-horizontal-relative:text;mso-position-vertical:absolute;mso-position-vertical-relative:text;mso-width-percent:0;mso-height-percent:0;mso-width-relative:margin;mso-height-relative:margin" o:gfxdata="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" strokecolor="#e97132 [3205]" strokeweight="1.5pt">
+              <v:shape w14:anchorId="47FFF96B" id="Conector recto de flecha 5" o:spid="_x0000_s1026" type="#_x0000_t32" style="position:absolute;margin-left:3in;margin-top:10.25pt;width:141pt;height:91.5pt;z-index:251644416;visibility:visible;mso-wrap-style:square;mso-width-percent:0;mso-height-percent:0;mso-wrap-distance-left:9pt;mso-wrap-distance-top:0;mso-wrap-distance-right:9pt;mso-wrap-distance-bottom:0;mso-position-horizontal:absolute;mso-position-horizontal-relative:text;mso-position-vertical:absolute;mso-position-vertical-relative:text;mso-width-percent:0;mso-height-percent:0;mso-width-relative:margin;mso-height-relative:margin" o:gfxdata="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" strokecolor="#e97132 [3205]" strokeweight="1.5pt">
                 <v:stroke endarrow="block" joinstyle="miter"/>
               </v:shape>
             </w:pict>
@@ -1178,7 +1178,7 @@
           </mc:Choice>
           <mc:Fallback>
             <w:pict>
-              <v:line w14:anchorId="5D4E3F5A" id="Conector recto 23" o:spid="_x0000_s1026" style="position:absolute;z-index:251687424;visibility:visible;mso-wrap-style:square;mso-wrap-distance-left:9pt;mso-wrap-distance-top:0;mso-wrap-distance-right:9pt;mso-wrap-distance-bottom:0;mso-position-horizontal:absolute;mso-position-horizontal-relative:text;mso-position-vertical:absolute;mso-position-vertical-relative:text" from="1pt,10.25pt" to="3in,10.25pt" o:gfxdata="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" strokecolor="#e97132 [3205]" strokeweight="1.5pt">
+              <v:line w14:anchorId="1309098B" id="Conector recto 23" o:spid="_x0000_s1026" style="position:absolute;z-index:251687424;visibility:visible;mso-wrap-style:square;mso-wrap-distance-left:9pt;mso-wrap-distance-top:0;mso-wrap-distance-right:9pt;mso-wrap-distance-bottom:0;mso-position-horizontal:absolute;mso-position-horizontal-relative:text;mso-position-vertical:absolute;mso-position-vertical-relative:text" from="1pt,10.25pt" to="3in,10.25pt" o:gfxdata="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" strokecolor="#e97132 [3205]" strokeweight="1.5pt">
                 <v:stroke joinstyle="miter"/>
               </v:line>
             </w:pict>
@@ -1343,7 +1343,7 @@
           </mc:Choice>
           <mc:Fallback>
             <w:pict>
-              <v:shape w14:anchorId="3D50DA88" id="Conector recto de flecha 6" o:spid="_x0000_s1026" type="#_x0000_t32" style="position:absolute;margin-left:213.5pt;margin-top:7.85pt;width:143.5pt;height:43.5pt;flip:y;z-index:251649536;visibility:visible;mso-wrap-style:square;mso-width-percent:0;mso-height-percent:0;mso-wrap-distance-left:9pt;mso-wrap-distance-top:0;mso-wrap-distance-right:9pt;mso-wrap-distance-bottom:0;mso-position-horizontal:absolute;mso-position-horizontal-relative:text;mso-position-vertical:absolute;mso-position-vertical-relative:text;mso-width-percent:0;mso-height-percent:0;mso-width-relative:margin;mso-height-relative:margin" o:gfxdata="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" strokecolor="#e97132 [3205]" strokeweight="1.5pt">
+              <v:shape w14:anchorId="65CEECE4" id="Conector recto de flecha 6" o:spid="_x0000_s1026" type="#_x0000_t32" style="position:absolute;margin-left:213.5pt;margin-top:7.85pt;width:143.5pt;height:43.5pt;flip:y;z-index:251649536;visibility:visible;mso-wrap-style:square;mso-width-percent:0;mso-height-percent:0;mso-wrap-distance-left:9pt;mso-wrap-distance-top:0;mso-wrap-distance-right:9pt;mso-wrap-distance-bottom:0;mso-position-horizontal:absolute;mso-position-horizontal-relative:text;mso-position-vertical:absolute;mso-position-vertical-relative:text;mso-width-percent:0;mso-height-percent:0;mso-width-relative:margin;mso-height-relative:margin" o:gfxdata="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" strokecolor="#e97132 [3205]" strokeweight="1.5pt">
                 <v:stroke endarrow="block" joinstyle="miter"/>
               </v:shape>
             </w:pict>
@@ -1442,7 +1442,7 @@
           </mc:Choice>
           <mc:Fallback>
             <w:pict>
-              <v:line w14:anchorId="36A5BE50" id="Conector recto 24" o:spid="_x0000_s1026" style="position:absolute;z-index:251695104;visibility:visible;mso-wrap-style:square;mso-wrap-distance-left:9pt;mso-wrap-distance-top:0;mso-wrap-distance-right:9pt;mso-wrap-distance-bottom:0;mso-position-horizontal:absolute;mso-position-horizontal-relative:text;mso-position-vertical:absolute;mso-position-vertical-relative:text" from="1pt,7.75pt" to="213.5pt,7.75pt" o:gfxdata="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" strokecolor="#e97132 [3205]" strokeweight="1.5pt">
+              <v:line w14:anchorId="28983F30" id="Conector recto 24" o:spid="_x0000_s1026" style="position:absolute;z-index:251695104;visibility:visible;mso-wrap-style:square;mso-wrap-distance-left:9pt;mso-wrap-distance-top:0;mso-wrap-distance-right:9pt;mso-wrap-distance-bottom:0;mso-position-horizontal:absolute;mso-position-horizontal-relative:text;mso-position-vertical:absolute;mso-position-vertical-relative:text" from="1pt,7.75pt" to="213.5pt,7.75pt" o:gfxdata="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" strokecolor="#e97132 [3205]" strokeweight="1.5pt">
                 <v:stroke joinstyle="miter"/>
               </v:line>
             </w:pict>
@@ -1786,7 +1786,7 @@
           </mc:Choice>
           <mc:Fallback>
             <w:pict>
-              <v:shape w14:anchorId="5F935736" id="Conector recto de flecha 22" o:spid="_x0000_s1026" type="#_x0000_t32" style="position:absolute;margin-left:210.5pt;margin-top:20.45pt;width:55.5pt;height:0;z-index:251693056;visibility:visible;mso-wrap-style:square;mso-wrap-distance-left:9pt;mso-wrap-distance-top:0;mso-wrap-distance-right:9pt;mso-wrap-distance-bottom:0;mso-position-horizontal:absolute;mso-position-horizontal-relative:text;mso-position-vertical:absolute;mso-position-vertical-relative:text" o:gfxdata="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" strokecolor="black [3200]" strokeweight="1.5pt">
+              <v:shape w14:anchorId="033C1950" id="Conector recto de flecha 22" o:spid="_x0000_s1026" type="#_x0000_t32" style="position:absolute;margin-left:210.5pt;margin-top:20.45pt;width:55.5pt;height:0;z-index:251693056;visibility:visible;mso-wrap-style:square;mso-wrap-distance-left:9pt;mso-wrap-distance-top:0;mso-wrap-distance-right:9pt;mso-wrap-distance-bottom:0;mso-position-horizontal:absolute;mso-position-horizontal-relative:text;mso-position-vertical:absolute;mso-position-vertical-relative:text" o:gfxdata="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" strokecolor="black [3200]" strokeweight="1.5pt">
                 <v:stroke endarrow="block" joinstyle="miter"/>
               </v:shape>
             </w:pict>
@@ -1880,7 +1880,7 @@
           </mc:Choice>
           <mc:Fallback>
             <w:pict>
-              <v:shape w14:anchorId="4EA3DC2A" id="Conector recto de flecha 9" o:spid="_x0000_s1026" type="#_x0000_t32" style="position:absolute;margin-left:222.5pt;margin-top:12.2pt;width:124.5pt;height:3.6pt;z-index:251660800;visibility:visible;mso-wrap-style:square;mso-width-percent:0;mso-height-percent:0;mso-wrap-distance-left:9pt;mso-wrap-distance-top:0;mso-wrap-distance-right:9pt;mso-wrap-distance-bottom:0;mso-position-horizontal:absolute;mso-position-horizontal-relative:text;mso-position-vertical:absolute;mso-position-vertical-relative:text;mso-width-percent:0;mso-height-percent:0;mso-width-relative:margin;mso-height-relative:margin" o:gfxdata="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" strokecolor="#196b24 [3206]" strokeweight="1.5pt">
+              <v:shape w14:anchorId="1F9D3680" id="Conector recto de flecha 9" o:spid="_x0000_s1026" type="#_x0000_t32" style="position:absolute;margin-left:222.5pt;margin-top:12.2pt;width:124.5pt;height:3.6pt;z-index:251660800;visibility:visible;mso-wrap-style:square;mso-width-percent:0;mso-height-percent:0;mso-wrap-distance-left:9pt;mso-wrap-distance-top:0;mso-wrap-distance-right:9pt;mso-wrap-distance-bottom:0;mso-position-horizontal:absolute;mso-position-horizontal-relative:text;mso-position-vertical:absolute;mso-position-vertical-relative:text;mso-width-percent:0;mso-height-percent:0;mso-width-relative:margin;mso-height-relative:margin" o:gfxdata="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" strokecolor="#196b24 [3206]" strokeweight="1.5pt">
                 <v:stroke endarrow="block" joinstyle="miter"/>
               </v:shape>
             </w:pict>
@@ -1950,7 +1950,7 @@
           </mc:Choice>
           <mc:Fallback>
             <w:pict>
-              <v:line w14:anchorId="18426243" id="Conector recto 13" o:spid="_x0000_s1026" style="position:absolute;flip:y;z-index:251676160;visibility:visible;mso-wrap-style:square;mso-width-percent:0;mso-height-percent:0;mso-wrap-distance-left:9pt;mso-wrap-distance-top:0;mso-wrap-distance-right:9pt;mso-wrap-distance-bottom:0;mso-position-horizontal:absolute;mso-position-horizontal-relative:text;mso-position-vertical:absolute;mso-position-vertical-relative:text;mso-width-percent:0;mso-height-percent:0;mso-width-relative:margin;mso-height-relative:margin" from=".5pt,12.25pt" to="223pt,12.25pt" o:gfxdata="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" strokecolor="#196b24 [3206]" strokeweight="1.5pt">
+              <v:line w14:anchorId="56C9D512" id="Conector recto 13" o:spid="_x0000_s1026" style="position:absolute;flip:y;z-index:251676160;visibility:visible;mso-wrap-style:square;mso-width-percent:0;mso-height-percent:0;mso-wrap-distance-left:9pt;mso-wrap-distance-top:0;mso-wrap-distance-right:9pt;mso-wrap-distance-bottom:0;mso-position-horizontal:absolute;mso-position-horizontal-relative:text;mso-position-vertical:absolute;mso-position-vertical-relative:text;mso-width-percent:0;mso-height-percent:0;mso-width-relative:margin;mso-height-relative:margin" from=".5pt,12.25pt" to="223pt,12.25pt" o:gfxdata="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" strokecolor="#196b24 [3206]" strokeweight="1.5pt">
                 <v:stroke joinstyle="miter"/>
               </v:line>
             </w:pict>
@@ -2058,7 +2058,7 @@
           </mc:Choice>
           <mc:Fallback>
             <w:pict>
-              <v:shape w14:anchorId="0C45DB48" id="Conector recto de flecha 10" o:spid="_x0000_s1026" type="#_x0000_t32" style="position:absolute;margin-left:222.5pt;margin-top:2.05pt;width:124.5pt;height:10pt;flip:y;z-index:251668992;visibility:visible;mso-wrap-style:square;mso-width-percent:0;mso-height-percent:0;mso-wrap-distance-left:9pt;mso-wrap-distance-top:0;mso-wrap-distance-right:9pt;mso-wrap-distance-bottom:0;mso-position-horizontal:absolute;mso-position-horizontal-relative:text;mso-position-vertical:absolute;mso-position-vertical-relative:text;mso-width-percent:0;mso-height-percent:0;mso-width-relative:margin;mso-height-relative:margin" o:gfxdata="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" strokecolor="#196b24 [3206]" strokeweight="1.5pt">
+              <v:shape w14:anchorId="748D9F4D" id="Conector recto de flecha 10" o:spid="_x0000_s1026" type="#_x0000_t32" style="position:absolute;margin-left:222.5pt;margin-top:2.05pt;width:124.5pt;height:10pt;flip:y;z-index:251668992;visibility:visible;mso-wrap-style:square;mso-width-percent:0;mso-height-percent:0;mso-wrap-distance-left:9pt;mso-wrap-distance-top:0;mso-wrap-distance-right:9pt;mso-wrap-distance-bottom:0;mso-position-horizontal:absolute;mso-position-horizontal-relative:text;mso-position-vertical:absolute;mso-position-vertical-relative:text;mso-width-percent:0;mso-height-percent:0;mso-width-relative:margin;mso-height-relative:margin" o:gfxdata="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" strokecolor="#196b24 [3206]" strokeweight="1.5pt">
                 <v:stroke endarrow="block" joinstyle="miter"/>
               </v:shape>
             </w:pict>
@@ -2128,7 +2128,7 @@
           </mc:Choice>
           <mc:Fallback>
             <w:pict>
-              <v:line w14:anchorId="40EBB632" id="Conector recto 14" o:spid="_x0000_s1026" style="position:absolute;flip:y;z-index:251677184;visibility:visible;mso-wrap-style:square;mso-width-percent:0;mso-height-percent:0;mso-wrap-distance-left:9pt;mso-wrap-distance-top:0;mso-wrap-distance-right:9pt;mso-wrap-distance-bottom:0;mso-position-horizontal:absolute;mso-position-horizontal-relative:text;mso-position-vertical:absolute;mso-position-vertical-relative:text;mso-width-percent:0;mso-height-percent:0;mso-width-relative:margin;mso-height-relative:margin" from="0,12pt" to="222.5pt,12pt" o:gfxdata="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" strokecolor="#196b24 [3206]" strokeweight="1.5pt">
+              <v:line w14:anchorId="528761AC" id="Conector recto 14" o:spid="_x0000_s1026" style="position:absolute;flip:y;z-index:251677184;visibility:visible;mso-wrap-style:square;mso-width-percent:0;mso-height-percent:0;mso-wrap-distance-left:9pt;mso-wrap-distance-top:0;mso-wrap-distance-right:9pt;mso-wrap-distance-bottom:0;mso-position-horizontal:absolute;mso-position-horizontal-relative:text;mso-position-vertical:absolute;mso-position-vertical-relative:text;mso-width-percent:0;mso-height-percent:0;mso-width-relative:margin;mso-height-relative:margin" from="0,12pt" to="222.5pt,12pt" o:gfxdata="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" strokecolor="#196b24 [3206]" strokeweight="1.5pt">
                 <v:stroke joinstyle="miter"/>
               </v:line>
             </w:pict>
@@ -2207,7 +2207,7 @@
           </mc:Choice>
           <mc:Fallback>
             <w:pict>
-              <v:shape w14:anchorId="76E7A8F2" id="Conector recto de flecha 11" o:spid="_x0000_s1026" type="#_x0000_t32" style="position:absolute;margin-left:222.5pt;margin-top:29.5pt;width:124.5pt;height:25.5pt;flip:y;z-index:251673088;visibility:visible;mso-wrap-style:square;mso-width-percent:0;mso-height-percent:0;mso-wrap-distance-left:9pt;mso-wrap-distance-top:0;mso-wrap-distance-right:9pt;mso-wrap-distance-bottom:0;mso-position-horizontal:absolute;mso-position-horizontal-relative:text;mso-position-vertical:absolute;mso-position-vertical-relative:text;mso-width-percent:0;mso-height-percent:0;mso-width-relative:margin;mso-height-relative:margin" o:gfxdata="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" strokecolor="#196b24 [3206]" strokeweight="1.5pt">
+              <v:shape w14:anchorId="001A3A2F" id="Conector recto de flecha 11" o:spid="_x0000_s1026" type="#_x0000_t32" style="position:absolute;margin-left:222.5pt;margin-top:29.5pt;width:124.5pt;height:25.5pt;flip:y;z-index:251673088;visibility:visible;mso-wrap-style:square;mso-width-percent:0;mso-height-percent:0;mso-wrap-distance-left:9pt;mso-wrap-distance-top:0;mso-wrap-distance-right:9pt;mso-wrap-distance-bottom:0;mso-position-horizontal:absolute;mso-position-horizontal-relative:text;mso-position-vertical:absolute;mso-position-vertical-relative:text;mso-width-percent:0;mso-height-percent:0;mso-width-relative:margin;mso-height-relative:margin" o:gfxdata="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" strokecolor="#196b24 [3206]" strokeweight="1.5pt">
                 <v:stroke endarrow="block" joinstyle="miter"/>
               </v:shape>
             </w:pict>
@@ -2303,7 +2303,7 @@
           </mc:Choice>
           <mc:Fallback>
             <w:pict>
-              <v:line w14:anchorId="53302DE7" id="Conector recto 15" o:spid="_x0000_s1026" style="position:absolute;flip:y;z-index:251681792;visibility:visible;mso-wrap-style:square;mso-width-percent:0;mso-height-percent:0;mso-wrap-distance-left:9pt;mso-wrap-distance-top:0;mso-wrap-distance-right:9pt;mso-wrap-distance-bottom:0;mso-position-horizontal:absolute;mso-position-horizontal-relative:text;mso-position-vertical:absolute;mso-position-vertical-relative:text;mso-width-percent:0;mso-height-percent:0;mso-width-relative:margin;mso-height-relative:margin" from="0,11.5pt" to="222.5pt,11.5pt" o:gfxdata="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" strokecolor="#196b24 [3206]" strokeweight="1.5pt">
+              <v:line w14:anchorId="145CA23C" id="Conector recto 15" o:spid="_x0000_s1026" style="position:absolute;flip:y;z-index:251681792;visibility:visible;mso-wrap-style:square;mso-width-percent:0;mso-height-percent:0;mso-wrap-distance-left:9pt;mso-wrap-distance-top:0;mso-wrap-distance-right:9pt;mso-wrap-distance-bottom:0;mso-position-horizontal:absolute;mso-position-horizontal-relative:text;mso-position-vertical:absolute;mso-position-vertical-relative:text;mso-width-percent:0;mso-height-percent:0;mso-width-relative:margin;mso-height-relative:margin" from="0,11.5pt" to="222.5pt,11.5pt" o:gfxdata="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" strokecolor="#196b24 [3206]" strokeweight="1.5pt">
                 <v:stroke joinstyle="miter"/>
               </v:line>
             </w:pict>
@@ -2382,7 +2382,7 @@
           </mc:Choice>
           <mc:Fallback>
             <w:pict>
-              <v:shape w14:anchorId="239A166F" id="Conector recto de flecha 19" o:spid="_x0000_s1026" type="#_x0000_t32" style="position:absolute;margin-left:214.5pt;margin-top:53.8pt;width:135pt;height:90pt;flip:y;z-index:251684352;visibility:visible;mso-wrap-style:square;mso-width-percent:0;mso-height-percent:0;mso-wrap-distance-left:9pt;mso-wrap-distance-top:0;mso-wrap-distance-right:9pt;mso-wrap-distance-bottom:0;mso-position-horizontal:absolute;mso-position-horizontal-relative:text;mso-position-vertical:absolute;mso-position-vertical-relative:text;mso-width-percent:0;mso-height-percent:0;mso-width-relative:margin;mso-height-relative:margin" o:gfxdata="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" strokecolor="#196b24 [3206]" strokeweight="1.5pt">
+              <v:shape w14:anchorId="1503076A" id="Conector recto de flecha 19" o:spid="_x0000_s1026" type="#_x0000_t32" style="position:absolute;margin-left:214.5pt;margin-top:53.8pt;width:135pt;height:90pt;flip:y;z-index:251684352;visibility:visible;mso-wrap-style:square;mso-width-percent:0;mso-height-percent:0;mso-wrap-distance-left:9pt;mso-wrap-distance-top:0;mso-wrap-distance-right:9pt;mso-wrap-distance-bottom:0;mso-position-horizontal:absolute;mso-position-horizontal-relative:text;mso-position-vertical:absolute;mso-position-vertical-relative:text;mso-width-percent:0;mso-height-percent:0;mso-width-relative:margin;mso-height-relative:margin" o:gfxdata="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" strokecolor="#196b24 [3206]" strokeweight="1.5pt">
                 <v:stroke endarrow="block" joinstyle="miter"/>
               </v:shape>
             </w:pict>
@@ -2455,7 +2455,7 @@
           </mc:Choice>
           <mc:Fallback>
             <w:pict>
-              <v:shape w14:anchorId="1F6591FB" id="Conector recto de flecha 17" o:spid="_x0000_s1026" type="#_x0000_t32" style="position:absolute;margin-left:219.5pt;margin-top:12.3pt;width:127.5pt;height:74.5pt;flip:y;z-index:251680256;visibility:visible;mso-wrap-style:square;mso-width-percent:0;mso-height-percent:0;mso-wrap-distance-left:9pt;mso-wrap-distance-top:0;mso-wrap-distance-right:9pt;mso-wrap-distance-bottom:0;mso-position-horizontal:absolute;mso-position-horizontal-relative:text;mso-position-vertical:absolute;mso-position-vertical-relative:text;mso-width-percent:0;mso-height-percent:0;mso-width-relative:margin;mso-height-relative:margin" o:gfxdata="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" strokecolor="#196b24 [3206]" strokeweight="1.5pt">
+              <v:shape w14:anchorId="78191AEA" id="Conector recto de flecha 17" o:spid="_x0000_s1026" type="#_x0000_t32" style="position:absolute;margin-left:219.5pt;margin-top:12.3pt;width:127.5pt;height:74.5pt;flip:y;z-index:251680256;visibility:visible;mso-wrap-style:square;mso-width-percent:0;mso-height-percent:0;mso-wrap-distance-left:9pt;mso-wrap-distance-top:0;mso-wrap-distance-right:9pt;mso-wrap-distance-bottom:0;mso-position-horizontal:absolute;mso-position-horizontal-relative:text;mso-position-vertical:absolute;mso-position-vertical-relative:text;mso-width-percent:0;mso-height-percent:0;mso-width-relative:margin;mso-height-relative:margin" o:gfxdata="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" strokecolor="#196b24 [3206]" strokeweight="1.5pt">
                 <v:stroke endarrow="block" joinstyle="miter"/>
               </v:shape>
             </w:pict>
@@ -2572,7 +2572,7 @@
           </mc:Choice>
           <mc:Fallback>
             <w:pict>
-              <v:line w14:anchorId="215442E3" id="Conector recto 16" o:spid="_x0000_s1026" style="position:absolute;flip:y;z-index:251678208;visibility:visible;mso-wrap-style:square;mso-width-percent:0;mso-height-percent:0;mso-wrap-distance-left:9pt;mso-wrap-distance-top:0;mso-wrap-distance-right:9pt;mso-wrap-distance-bottom:0;mso-position-horizontal:absolute;mso-position-horizontal-relative:text;mso-position-vertical:absolute;mso-position-vertical-relative:text;mso-width-percent:0;mso-height-percent:0;mso-width-relative:margin;mso-height-relative:margin" from="-3pt,13.95pt" to="219.5pt,13.95pt" o:gfxdata="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" strokecolor="#196b24 [3206]" strokeweight="1.5pt">
+              <v:line w14:anchorId="1E9CE15F" id="Conector recto 16" o:spid="_x0000_s1026" style="position:absolute;flip:y;z-index:251678208;visibility:visible;mso-wrap-style:square;mso-width-percent:0;mso-height-percent:0;mso-wrap-distance-left:9pt;mso-wrap-distance-top:0;mso-wrap-distance-right:9pt;mso-wrap-distance-bottom:0;mso-position-horizontal:absolute;mso-position-horizontal-relative:text;mso-position-vertical:absolute;mso-position-vertical-relative:text;mso-width-percent:0;mso-height-percent:0;mso-width-relative:margin;mso-height-relative:margin" from="-3pt,13.95pt" to="219.5pt,13.95pt" o:gfxdata="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" strokecolor="#196b24 [3206]" strokeweight="1.5pt">
                 <v:stroke joinstyle="miter"/>
               </v:line>
             </w:pict>
@@ -2655,7 +2655,7 @@
           </mc:Choice>
           <mc:Fallback>
             <w:pict>
-              <v:shape w14:anchorId="215219F6" id="Conector recto de flecha 21" o:spid="_x0000_s1026" type="#_x0000_t32" style="position:absolute;margin-left:210.5pt;margin-top:22.5pt;width:151pt;height:132pt;flip:y;z-index:251686400;visibility:visible;mso-wrap-style:square;mso-width-percent:0;mso-height-percent:0;mso-wrap-distance-left:9pt;mso-wrap-distance-top:0;mso-wrap-distance-right:9pt;mso-wrap-distance-bottom:0;mso-position-horizontal:absolute;mso-position-horizontal-relative:text;mso-position-vertical:absolute;mso-position-vertical-relative:text;mso-width-percent:0;mso-height-percent:0;mso-width-relative:margin;mso-height-relative:margin" o:gfxdata="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" strokecolor="#e97132 [3205]" strokeweight="1.5pt">
+              <v:shape w14:anchorId="35041A9D" id="Conector recto de flecha 21" o:spid="_x0000_s1026" type="#_x0000_t32" style="position:absolute;margin-left:210.5pt;margin-top:22.5pt;width:151pt;height:132pt;flip:y;z-index:251686400;visibility:visible;mso-wrap-style:square;mso-width-percent:0;mso-height-percent:0;mso-wrap-distance-left:9pt;mso-wrap-distance-top:0;mso-wrap-distance-right:9pt;mso-wrap-distance-bottom:0;mso-position-horizontal:absolute;mso-position-horizontal-relative:text;mso-position-vertical:absolute;mso-position-vertical-relative:text;mso-width-percent:0;mso-height-percent:0;mso-width-relative:margin;mso-height-relative:margin" o:gfxdata="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" strokecolor="#e97132 [3205]" strokeweight="1.5pt">
                 <v:stroke endarrow="block" joinstyle="miter"/>
               </v:shape>
             </w:pict>
@@ -2764,7 +2764,7 @@
           </mc:Choice>
           <mc:Fallback>
             <w:pict>
-              <v:line w14:anchorId="0FFB9B2E" id="Conector recto 18" o:spid="_x0000_s1026" style="position:absolute;z-index:251681280;visibility:visible;mso-wrap-style:square;mso-wrap-distance-left:9pt;mso-wrap-distance-top:0;mso-wrap-distance-right:9pt;mso-wrap-distance-bottom:0;mso-position-horizontal:absolute;mso-position-horizontal-relative:text;mso-position-vertical:absolute;mso-position-vertical-relative:text" from=".5pt,12.95pt" to="214.5pt,12.95pt" o:gfxdata="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" strokecolor="#196b24 [3206]" strokeweight="1.5pt">
+              <v:line w14:anchorId="72338FC7" id="Conector recto 18" o:spid="_x0000_s1026" style="position:absolute;z-index:251681280;visibility:visible;mso-wrap-style:square;mso-wrap-distance-left:9pt;mso-wrap-distance-top:0;mso-wrap-distance-right:9pt;mso-wrap-distance-bottom:0;mso-position-horizontal:absolute;mso-position-horizontal-relative:text;mso-position-vertical:absolute;mso-position-vertical-relative:text" from=".5pt,12.95pt" to="214.5pt,12.95pt" o:gfxdata="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" strokecolor="#196b24 [3206]" strokeweight="1.5pt">
                 <v:stroke joinstyle="miter"/>
               </v:line>
             </w:pict>
@@ -2900,7 +2900,7 @@
           </mc:Choice>
           <mc:Fallback>
             <w:pict>
-              <v:line w14:anchorId="619BF09A" id="Conector recto 20" o:spid="_x0000_s1026" style="position:absolute;z-index:251689984;visibility:visible;mso-wrap-style:square;mso-wrap-distance-left:9pt;mso-wrap-distance-top:0;mso-wrap-distance-right:9pt;mso-wrap-distance-bottom:0;mso-position-horizontal:absolute;mso-position-horizontal-relative:text;mso-position-vertical:absolute;mso-position-vertical-relative:text" from=".5pt,9.1pt" to="210.5pt,9.1pt" o:gfxdata="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" strokecolor="#e97132 [3205]" strokeweight="1.5pt">
+              <v:line w14:anchorId="6E5375B4" id="Conector recto 20" o:spid="_x0000_s1026" style="position:absolute;z-index:251689984;visibility:visible;mso-wrap-style:square;mso-wrap-distance-left:9pt;mso-wrap-distance-top:0;mso-wrap-distance-right:9pt;mso-wrap-distance-bottom:0;mso-position-horizontal:absolute;mso-position-horizontal-relative:text;mso-position-vertical:absolute;mso-position-vertical-relative:text" from=".5pt,9.1pt" to="210.5pt,9.1pt" o:gfxdata="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" strokecolor="#e97132 [3205]" strokeweight="1.5pt">
                 <v:stroke joinstyle="miter"/>
               </v:line>
             </w:pict>
@@ -3264,7 +3264,7 @@
           </mc:Choice>
           <mc:Fallback>
             <w:pict>
-              <v:shape w14:anchorId="7CBE317E" id="Conector recto de flecha 27" o:spid="_x0000_s1026" type="#_x0000_t32" style="position:absolute;margin-left:213.5pt;margin-top:29.4pt;width:45.5pt;height:0;z-index:251698176;visibility:visible;mso-wrap-style:square;mso-wrap-distance-left:9pt;mso-wrap-distance-top:0;mso-wrap-distance-right:9pt;mso-wrap-distance-bottom:0;mso-position-horizontal:absolute;mso-position-horizontal-relative:text;mso-position-vertical:absolute;mso-position-vertical-relative:text" o:gfxdata="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" strokecolor="black [3200]" strokeweight="1.5pt">
+              <v:shape w14:anchorId="08B6DCC2" id="Conector recto de flecha 27" o:spid="_x0000_s1026" type="#_x0000_t32" style="position:absolute;margin-left:213.5pt;margin-top:29.4pt;width:45.5pt;height:0;z-index:251698176;visibility:visible;mso-wrap-style:square;mso-wrap-distance-left:9pt;mso-wrap-distance-top:0;mso-wrap-distance-right:9pt;mso-wrap-distance-bottom:0;mso-position-horizontal:absolute;mso-position-horizontal-relative:text;mso-position-vertical:absolute;mso-position-vertical-relative:text" o:gfxdata="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" strokecolor="black [3200]" strokeweight="1.5pt">
                 <v:stroke endarrow="block" joinstyle="miter"/>
               </v:shape>
             </w:pict>
@@ -3345,7 +3345,7 @@
           </mc:Choice>
           <mc:Fallback>
             <w:pict>
-              <v:shapetype w14:anchorId="74433ED0" id="_x0000_t34" coordsize="21600,21600" o:spt="34" o:oned="t" adj="10800" path="m,l@0,0@0,21600,21600,21600e" filled="f">
+              <v:shapetype w14:anchorId="3C8CCA90" id="_x0000_t34" coordsize="21600,21600" o:spt="34" o:oned="t" adj="10800" path="m,l@0,0@0,21600,21600,21600e" filled="f">
                 <v:stroke joinstyle="miter"/>
                 <v:formulas>
                   <v:f eqn="val #0"/>
@@ -3476,7 +3476,7 @@
           </mc:Choice>
           <mc:Fallback>
             <w:pict>
-              <v:shape w14:anchorId="75F95E53" id="Conector: angular 29" o:spid="_x0000_s1026" type="#_x0000_t34" style="position:absolute;margin-left:0;margin-top:.6pt;width:352.5pt;height:11pt;z-index:251692544;visibility:visible;mso-wrap-style:square;mso-width-percent:0;mso-height-percent:0;mso-wrap-distance-left:9pt;mso-wrap-distance-top:0;mso-wrap-distance-right:9pt;mso-wrap-distance-bottom:0;mso-position-horizontal:absolute;mso-position-horizontal-relative:text;mso-position-vertical:absolute;mso-position-vertical-relative:text;mso-width-percent:0;mso-height-percent:0;mso-width-relative:margin;mso-height-relative:margin" o:gfxdata="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" adj="14123" strokecolor="#196b24 [3206]" strokeweight="1.5pt">
+              <v:shape w14:anchorId="36EE4708" id="Conector: angular 29" o:spid="_x0000_s1026" type="#_x0000_t34" style="position:absolute;margin-left:0;margin-top:.6pt;width:352.5pt;height:11pt;z-index:251692544;visibility:visible;mso-wrap-style:square;mso-width-percent:0;mso-height-percent:0;mso-wrap-distance-left:9pt;mso-wrap-distance-top:0;mso-wrap-distance-right:9pt;mso-wrap-distance-bottom:0;mso-position-horizontal:absolute;mso-position-horizontal-relative:text;mso-position-vertical:absolute;mso-position-vertical-relative:text;mso-width-percent:0;mso-height-percent:0;mso-width-relative:margin;mso-height-relative:margin" o:gfxdata="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" adj="14123" strokecolor="#196b24 [3206]" strokeweight="1.5pt">
                 <v:stroke endarrow="block"/>
               </v:shape>
             </w:pict>
@@ -3566,7 +3566,7 @@
           </mc:Choice>
           <mc:Fallback>
             <w:pict>
-              <v:shape w14:anchorId="2677B39F" id="Conector recto de flecha 31" o:spid="_x0000_s1026" type="#_x0000_t32" style="position:absolute;margin-left:239pt;margin-top:21.65pt;width:91pt;height:19pt;z-index:251703296;visibility:visible;mso-wrap-style:square;mso-wrap-distance-left:9pt;mso-wrap-distance-top:0;mso-wrap-distance-right:9pt;mso-wrap-distance-bottom:0;mso-position-horizontal:absolute;mso-position-horizontal-relative:text;mso-position-vertical:absolute;mso-position-vertical-relative:text" o:gfxdata="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" strokecolor="#e97132 [3205]" strokeweight="1.5pt">
+              <v:shape w14:anchorId="1A273D6D" id="Conector recto de flecha 31" o:spid="_x0000_s1026" type="#_x0000_t32" style="position:absolute;margin-left:239pt;margin-top:21.65pt;width:91pt;height:19pt;z-index:251703296;visibility:visible;mso-wrap-style:square;mso-wrap-distance-left:9pt;mso-wrap-distance-top:0;mso-wrap-distance-right:9pt;mso-wrap-distance-bottom:0;mso-position-horizontal:absolute;mso-position-horizontal-relative:text;mso-position-vertical:absolute;mso-position-vertical-relative:text" o:gfxdata="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" strokecolor="#e97132 [3205]" strokeweight="1.5pt">
                 <v:stroke endarrow="block" joinstyle="miter"/>
               </v:shape>
             </w:pict>
@@ -3630,7 +3630,7 @@
           </mc:Choice>
           <mc:Fallback>
             <w:pict>
-              <v:line w14:anchorId="3275C835" id="Conector recto 30" o:spid="_x0000_s1026" style="position:absolute;z-index:251702272;visibility:visible;mso-wrap-style:square;mso-wrap-distance-left:9pt;mso-wrap-distance-top:0;mso-wrap-distance-right:9pt;mso-wrap-distance-bottom:0;mso-position-horizontal:absolute;mso-position-horizontal-relative:text;mso-position-vertical:absolute;mso-position-vertical-relative:text" from="0,18.65pt" to="239pt,21.65pt" o:gfxdata="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" strokecolor="#e97132 [3205]" strokeweight="1.5pt">
+              <v:line w14:anchorId="53689B8B" id="Conector recto 30" o:spid="_x0000_s1026" style="position:absolute;z-index:251702272;visibility:visible;mso-wrap-style:square;mso-wrap-distance-left:9pt;mso-wrap-distance-top:0;mso-wrap-distance-right:9pt;mso-wrap-distance-bottom:0;mso-position-horizontal:absolute;mso-position-horizontal-relative:text;mso-position-vertical:absolute;mso-position-vertical-relative:text" from="0,18.65pt" to="239pt,21.65pt" o:gfxdata="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" strokecolor="#e97132 [3205]" strokeweight="1.5pt">
                 <v:stroke joinstyle="miter"/>
               </v:line>
             </w:pict>
@@ -3778,6 +3778,186 @@
       </w:pPr>
       <w:r>
         <w:lastRenderedPageBreak/>
+        <w:drawing>
+          <wp:anchor distT="0" distB="0" distL="114300" distR="114300" simplePos="0" relativeHeight="251719680" behindDoc="1" locked="0" layoutInCell="1" allowOverlap="1" wp14:anchorId="6C9B5319" wp14:editId="19E674E2">
+            <wp:simplePos x="0" y="0"/>
+            <wp:positionH relativeFrom="column">
+              <wp:posOffset>246185</wp:posOffset>
+            </wp:positionH>
+            <wp:positionV relativeFrom="paragraph">
+              <wp:posOffset>298841</wp:posOffset>
+            </wp:positionV>
+            <wp:extent cx="2747010" cy="2019300"/>
+            <wp:effectExtent l="0" t="0" r="0" b="0"/>
+            <wp:wrapNone/>
+            <wp:docPr id="39" name="Imagen 39"/>
+            <wp:cNvGraphicFramePr>
+              <a:graphicFrameLocks xmlns:a="http://schemas.openxmlformats.org/drawingml/2006/main" noChangeAspect="1"/>
+            </wp:cNvGraphicFramePr>
+            <a:graphic xmlns:a="http://schemas.openxmlformats.org/drawingml/2006/main">
+              <a:graphicData uri="http://schemas.openxmlformats.org/drawingml/2006/picture">
+                <pic:pic xmlns:pic="http://schemas.openxmlformats.org/drawingml/2006/picture">
+                  <pic:nvPicPr>
+                    <pic:cNvPr id="1" name=""/>
+                    <pic:cNvPicPr/>
+                  </pic:nvPicPr>
+                  <pic:blipFill>
+                    <a:blip r:embed="rId10"/>
+                    <a:stretch>
+                      <a:fillRect/>
+                    </a:stretch>
+                  </pic:blipFill>
+                  <pic:spPr>
+                    <a:xfrm>
+                      <a:off x="0" y="0"/>
+                      <a:ext cx="2747010" cy="2019300"/>
+                    </a:xfrm>
+                    <a:prstGeom prst="rect">
+                      <a:avLst/>
+                    </a:prstGeom>
+                  </pic:spPr>
+                </pic:pic>
+              </a:graphicData>
+            </a:graphic>
+          </wp:anchor>
+        </w:drawing>
+      </w:r>
+      <w:r>
+        <w:drawing>
+          <wp:anchor distT="0" distB="0" distL="114300" distR="114300" simplePos="0" relativeHeight="251717632" behindDoc="1" locked="0" layoutInCell="1" allowOverlap="1" wp14:anchorId="15399002" wp14:editId="6A5F4FB1">
+            <wp:simplePos x="0" y="0"/>
+            <wp:positionH relativeFrom="column">
+              <wp:posOffset>281353</wp:posOffset>
+            </wp:positionH>
+            <wp:positionV relativeFrom="paragraph">
+              <wp:posOffset>2609557</wp:posOffset>
+            </wp:positionV>
+            <wp:extent cx="2747010" cy="2124710"/>
+            <wp:effectExtent l="0" t="0" r="0" b="8890"/>
+            <wp:wrapNone/>
+            <wp:docPr id="38" name="Imagen 38"/>
+            <wp:cNvGraphicFramePr>
+              <a:graphicFrameLocks xmlns:a="http://schemas.openxmlformats.org/drawingml/2006/main" noChangeAspect="1"/>
+            </wp:cNvGraphicFramePr>
+            <a:graphic xmlns:a="http://schemas.openxmlformats.org/drawingml/2006/main">
+              <a:graphicData uri="http://schemas.openxmlformats.org/drawingml/2006/picture">
+                <pic:pic xmlns:pic="http://schemas.openxmlformats.org/drawingml/2006/picture">
+                  <pic:nvPicPr>
+                    <pic:cNvPr id="1" name=""/>
+                    <pic:cNvPicPr/>
+                  </pic:nvPicPr>
+                  <pic:blipFill>
+                    <a:blip r:embed="rId11"/>
+                    <a:stretch>
+                      <a:fillRect/>
+                    </a:stretch>
+                  </pic:blipFill>
+                  <pic:spPr>
+                    <a:xfrm>
+                      <a:off x="0" y="0"/>
+                      <a:ext cx="2747010" cy="2124710"/>
+                    </a:xfrm>
+                    <a:prstGeom prst="rect">
+                      <a:avLst/>
+                    </a:prstGeom>
+                  </pic:spPr>
+                </pic:pic>
+              </a:graphicData>
+            </a:graphic>
+          </wp:anchor>
+        </w:drawing>
+      </w:r>
+      <w:r>
+        <w:drawing>
+          <wp:anchor distT="0" distB="0" distL="114300" distR="114300" simplePos="0" relativeHeight="251715584" behindDoc="1" locked="0" layoutInCell="1" allowOverlap="1" wp14:anchorId="5EC8152B" wp14:editId="7B84E576">
+            <wp:simplePos x="0" y="0"/>
+            <wp:positionH relativeFrom="column">
+              <wp:posOffset>3200400</wp:posOffset>
+            </wp:positionH>
+            <wp:positionV relativeFrom="paragraph">
+              <wp:posOffset>2609557</wp:posOffset>
+            </wp:positionV>
+            <wp:extent cx="2747010" cy="2061845"/>
+            <wp:effectExtent l="0" t="0" r="0" b="0"/>
+            <wp:wrapNone/>
+            <wp:docPr id="37" name="Imagen 37"/>
+            <wp:cNvGraphicFramePr>
+              <a:graphicFrameLocks xmlns:a="http://schemas.openxmlformats.org/drawingml/2006/main" noChangeAspect="1"/>
+            </wp:cNvGraphicFramePr>
+            <a:graphic xmlns:a="http://schemas.openxmlformats.org/drawingml/2006/main">
+              <a:graphicData uri="http://schemas.openxmlformats.org/drawingml/2006/picture">
+                <pic:pic xmlns:pic="http://schemas.openxmlformats.org/drawingml/2006/picture">
+                  <pic:nvPicPr>
+                    <pic:cNvPr id="1" name=""/>
+                    <pic:cNvPicPr/>
+                  </pic:nvPicPr>
+                  <pic:blipFill>
+                    <a:blip r:embed="rId12"/>
+                    <a:stretch>
+                      <a:fillRect/>
+                    </a:stretch>
+                  </pic:blipFill>
+                  <pic:spPr>
+                    <a:xfrm>
+                      <a:off x="0" y="0"/>
+                      <a:ext cx="2747010" cy="2061845"/>
+                    </a:xfrm>
+                    <a:prstGeom prst="rect">
+                      <a:avLst/>
+                    </a:prstGeom>
+                  </pic:spPr>
+                </pic:pic>
+              </a:graphicData>
+            </a:graphic>
+          </wp:anchor>
+        </w:drawing>
+      </w:r>
+      <w:r>
+        <w:drawing>
+          <wp:anchor distT="0" distB="0" distL="114300" distR="114300" simplePos="0" relativeHeight="251713536" behindDoc="1" locked="0" layoutInCell="1" allowOverlap="1" wp14:anchorId="6A8C8DE1" wp14:editId="4F2090BA">
+            <wp:simplePos x="0" y="0"/>
+            <wp:positionH relativeFrom="column">
+              <wp:posOffset>3200400</wp:posOffset>
+            </wp:positionH>
+            <wp:positionV relativeFrom="paragraph">
+              <wp:posOffset>147711</wp:posOffset>
+            </wp:positionV>
+            <wp:extent cx="2747010" cy="2170430"/>
+            <wp:effectExtent l="0" t="0" r="0" b="1270"/>
+            <wp:wrapNone/>
+            <wp:docPr id="36" name="Imagen 36"/>
+            <wp:cNvGraphicFramePr>
+              <a:graphicFrameLocks xmlns:a="http://schemas.openxmlformats.org/drawingml/2006/main" noChangeAspect="1"/>
+            </wp:cNvGraphicFramePr>
+            <a:graphic xmlns:a="http://schemas.openxmlformats.org/drawingml/2006/main">
+              <a:graphicData uri="http://schemas.openxmlformats.org/drawingml/2006/picture">
+                <pic:pic xmlns:pic="http://schemas.openxmlformats.org/drawingml/2006/picture">
+                  <pic:nvPicPr>
+                    <pic:cNvPr id="1" name=""/>
+                    <pic:cNvPicPr/>
+                  </pic:nvPicPr>
+                  <pic:blipFill>
+                    <a:blip r:embed="rId13"/>
+                    <a:stretch>
+                      <a:fillRect/>
+                    </a:stretch>
+                  </pic:blipFill>
+                  <pic:spPr>
+                    <a:xfrm>
+                      <a:off x="0" y="0"/>
+                      <a:ext cx="2747010" cy="2170430"/>
+                    </a:xfrm>
+                    <a:prstGeom prst="rect">
+                      <a:avLst/>
+                    </a:prstGeom>
+                  </pic:spPr>
+                </pic:pic>
+              </a:graphicData>
+            </a:graphic>
+          </wp:anchor>
+        </w:drawing>
+      </w:r>
+      <w:r>
         <w:t>.</w:t>
       </w:r>
       <w:r>

--- a/Manual de usuario..docx
+++ b/Manual de usuario..docx
@@ -142,6 +142,7 @@
                                     <w:dataBinding w:prefixMappings="xmlns:ns0='http://purl.org/dc/elements/1.1/' xmlns:ns1='http://schemas.openxmlformats.org/package/2006/metadata/core-properties' " w:xpath="/ns1:coreProperties[1]/ns0:creator[1]" w:storeItemID="{6C3C8BC8-F283-45AE-878A-BAB7291924A1}"/>
                                     <w:text/>
                                   </w:sdtPr>
+                                  <w:sdtEndPr/>
                                   <w:sdtContent>
                                     <w:p>
                                       <w:pPr>
@@ -182,13 +183,14 @@
                                       <w:dataBinding w:prefixMappings="xmlns:ns0='http://schemas.openxmlformats.org/officeDocument/2006/extended-properties' " w:xpath="/ns0:Properties[1]/ns0:Company[1]" w:storeItemID="{6668398D-A668-4E3E-A5EB-62B293D839F1}"/>
                                       <w:text/>
                                     </w:sdtPr>
+                                    <w:sdtEndPr/>
                                     <w:sdtContent>
                                       <w:r>
                                         <w:rPr>
                                           <w:caps/>
                                           <w:color w:val="FFFFFF" w:themeColor="background1"/>
                                         </w:rPr>
-                                        <w:t xml:space="preserve">UNIVERSIDAD AGRARIA DEL ECUADOR </w:t>
+                                        <w:t>UNIVERSIDAD AGRARIA DEL ECUADOR</w:t>
                                       </w:r>
                                     </w:sdtContent>
                                   </w:sdt>
@@ -210,6 +212,7 @@
                                       <w:dataBinding w:prefixMappings="xmlns:ns0='http://schemas.microsoft.com/office/2006/coverPageProps' " w:xpath="/ns0:CoverPageProperties[1]/ns0:CompanyAddress[1]" w:storeItemID="{55AF091B-3C7A-41E3-B477-F2FDAA23CFDA}"/>
                                       <w:text/>
                                     </w:sdtPr>
+                                    <w:sdtEndPr/>
                                     <w:sdtContent>
                                       <w:r>
                                         <w:rPr>
@@ -279,6 +282,7 @@
                                     <w:dataBinding w:prefixMappings="xmlns:ns0='http://purl.org/dc/elements/1.1/' xmlns:ns1='http://schemas.openxmlformats.org/package/2006/metadata/core-properties' " w:xpath="/ns1:coreProperties[1]/ns0:title[1]" w:storeItemID="{6C3C8BC8-F283-45AE-878A-BAB7291924A1}"/>
                                     <w:text/>
                                   </w:sdtPr>
+                                  <w:sdtEndPr/>
                                   <w:sdtContent>
                                     <w:p>
                                       <w:pPr>
@@ -344,6 +348,7 @@
                               <w:dataBinding w:prefixMappings="xmlns:ns0='http://purl.org/dc/elements/1.1/' xmlns:ns1='http://schemas.openxmlformats.org/package/2006/metadata/core-properties' " w:xpath="/ns1:coreProperties[1]/ns0:creator[1]" w:storeItemID="{6C3C8BC8-F283-45AE-878A-BAB7291924A1}"/>
                               <w:text/>
                             </w:sdtPr>
+                            <w:sdtEndPr/>
                             <w:sdtContent>
                               <w:p>
                                 <w:pPr>
@@ -384,13 +389,14 @@
                                 <w:dataBinding w:prefixMappings="xmlns:ns0='http://schemas.openxmlformats.org/officeDocument/2006/extended-properties' " w:xpath="/ns0:Properties[1]/ns0:Company[1]" w:storeItemID="{6668398D-A668-4E3E-A5EB-62B293D839F1}"/>
                                 <w:text/>
                               </w:sdtPr>
+                              <w:sdtEndPr/>
                               <w:sdtContent>
                                 <w:r>
                                   <w:rPr>
                                     <w:caps/>
                                     <w:color w:val="FFFFFF" w:themeColor="background1"/>
                                   </w:rPr>
-                                  <w:t xml:space="preserve">UNIVERSIDAD AGRARIA DEL ECUADOR </w:t>
+                                  <w:t>UNIVERSIDAD AGRARIA DEL ECUADOR</w:t>
                                 </w:r>
                               </w:sdtContent>
                             </w:sdt>
@@ -412,6 +418,7 @@
                                 <w:dataBinding w:prefixMappings="xmlns:ns0='http://schemas.microsoft.com/office/2006/coverPageProps' " w:xpath="/ns0:CoverPageProperties[1]/ns0:CompanyAddress[1]" w:storeItemID="{55AF091B-3C7A-41E3-B477-F2FDAA23CFDA}"/>
                                 <w:text/>
                               </w:sdtPr>
+                              <w:sdtEndPr/>
                               <w:sdtContent>
                                 <w:r>
                                   <w:rPr>
@@ -447,6 +454,7 @@
                               <w:dataBinding w:prefixMappings="xmlns:ns0='http://purl.org/dc/elements/1.1/' xmlns:ns1='http://schemas.openxmlformats.org/package/2006/metadata/core-properties' " w:xpath="/ns1:coreProperties[1]/ns0:title[1]" w:storeItemID="{6C3C8BC8-F283-45AE-878A-BAB7291924A1}"/>
                               <w:text/>
                             </w:sdtPr>
+                            <w:sdtEndPr/>
                             <w:sdtContent>
                               <w:p>
                                 <w:pPr>
@@ -845,6 +853,7 @@
         <w:rPr>
           <w:rStyle w:val="Ttulo1Car"/>
           <w:rFonts w:eastAsia="Arial MT"/>
+          <w:noProof/>
         </w:rPr>
         <mc:AlternateContent>
           <mc:Choice Requires="wps">
@@ -922,6 +931,7 @@
         <w:rPr>
           <w:rStyle w:val="Ttulo1Car"/>
           <w:rFonts w:eastAsia="Arial MT"/>
+          <w:noProof/>
         </w:rPr>
         <w:drawing>
           <wp:anchor distT="0" distB="0" distL="114300" distR="114300" simplePos="0" relativeHeight="251623936" behindDoc="1" locked="0" layoutInCell="1" allowOverlap="1" wp14:anchorId="31F0C6B3" wp14:editId="5FEE0762">
@@ -1667,6 +1677,9 @@
         </mc:AlternateContent>
       </w:r>
       <w:r>
+        <w:rPr>
+          <w:noProof/>
+        </w:rPr>
         <w:drawing>
           <wp:anchor distT="0" distB="0" distL="114300" distR="114300" simplePos="0" relativeHeight="251654656" behindDoc="1" locked="0" layoutInCell="1" allowOverlap="1" wp14:anchorId="74B21D15" wp14:editId="714F5FA0">
             <wp:simplePos x="0" y="0"/>
@@ -3672,10 +3685,7 @@
         <w:t>mostrará un menú principal con todas las funcionalidades de la p</w:t>
       </w:r>
       <w:r>
-        <w:t>lataforma</w:t>
-      </w:r>
-      <w:r>
-        <w:t>.</w:t>
+        <w:t>lataforma.</w:t>
       </w:r>
     </w:p>
     <w:p>
@@ -3695,6 +3705,9 @@
         <w:pStyle w:val="Ttulo1"/>
       </w:pPr>
       <w:r>
+        <w:rPr>
+          <w:noProof/>
+        </w:rPr>
         <w:lastRenderedPageBreak/>
         <w:drawing>
           <wp:anchor distT="0" distB="0" distL="114300" distR="114300" simplePos="0" relativeHeight="251702784" behindDoc="1" locked="0" layoutInCell="1" allowOverlap="1" wp14:anchorId="21F33FE1" wp14:editId="7BE216B5">
@@ -3767,7 +3780,951 @@
       <w:r>
         <w:t>administradores de la pagina para de esta manera contactarse en caso de necesitar asistencia personalizada.</w:t>
       </w:r>
-      <w:r>
+    </w:p>
+    <w:p>
+      <w:pPr>
+        <w:widowControl/>
+        <w:autoSpaceDE/>
+        <w:autoSpaceDN/>
+        <w:spacing w:after="160" w:line="259" w:lineRule="auto"/>
+        <w:ind w:firstLine="0"/>
+      </w:pPr>
+    </w:p>
+    <w:p>
+      <w:pPr>
+        <w:widowControl/>
+        <w:autoSpaceDE/>
+        <w:autoSpaceDN/>
+        <w:spacing w:after="160" w:line="259" w:lineRule="auto"/>
+        <w:ind w:firstLine="0"/>
+      </w:pPr>
+      <w:r>
+        <w:rPr>
+          <w:noProof/>
+          <w14:ligatures w14:val="standardContextual"/>
+        </w:rPr>
+        <mc:AlternateContent>
+          <mc:Choice Requires="wps">
+            <w:drawing>
+              <wp:anchor distT="0" distB="0" distL="114300" distR="114300" simplePos="0" relativeHeight="251721728" behindDoc="0" locked="0" layoutInCell="1" allowOverlap="1" wp14:anchorId="67AA5A25" wp14:editId="0863802C">
+                <wp:simplePos x="0" y="0"/>
+                <wp:positionH relativeFrom="column">
+                  <wp:posOffset>2703925</wp:posOffset>
+                </wp:positionH>
+                <wp:positionV relativeFrom="paragraph">
+                  <wp:posOffset>130067</wp:posOffset>
+                </wp:positionV>
+                <wp:extent cx="1628126" cy="51881"/>
+                <wp:effectExtent l="0" t="76200" r="10795" b="43815"/>
+                <wp:wrapNone/>
+                <wp:docPr id="3" name="Conector recto de flecha 3"/>
+                <wp:cNvGraphicFramePr/>
+                <a:graphic xmlns:a="http://schemas.openxmlformats.org/drawingml/2006/main">
+                  <a:graphicData uri="http://schemas.microsoft.com/office/word/2010/wordprocessingShape">
+                    <wps:wsp>
+                      <wps:cNvCnPr/>
+                      <wps:spPr>
+                        <a:xfrm flipV="1">
+                          <a:off x="0" y="0"/>
+                          <a:ext cx="1628126" cy="51881"/>
+                        </a:xfrm>
+                        <a:prstGeom prst="straightConnector1">
+                          <a:avLst/>
+                        </a:prstGeom>
+                        <a:ln>
+                          <a:tailEnd type="triangle"/>
+                        </a:ln>
+                      </wps:spPr>
+                      <wps:style>
+                        <a:lnRef idx="3">
+                          <a:schemeClr val="accent2"/>
+                        </a:lnRef>
+                        <a:fillRef idx="0">
+                          <a:schemeClr val="accent2"/>
+                        </a:fillRef>
+                        <a:effectRef idx="2">
+                          <a:schemeClr val="accent2"/>
+                        </a:effectRef>
+                        <a:fontRef idx="minor">
+                          <a:schemeClr val="tx1"/>
+                        </a:fontRef>
+                      </wps:style>
+                      <wps:bodyPr/>
+                    </wps:wsp>
+                  </a:graphicData>
+                </a:graphic>
+              </wp:anchor>
+            </w:drawing>
+          </mc:Choice>
+          <mc:Fallback>
+            <w:pict>
+              <v:shapetype w14:anchorId="2A8A4B86" id="_x0000_t32" coordsize="21600,21600" o:spt="32" o:oned="t" path="m,l21600,21600e" filled="f">
+                <v:path arrowok="t" fillok="f" o:connecttype="none"/>
+                <o:lock v:ext="edit" shapetype="t"/>
+              </v:shapetype>
+              <v:shape id="Conector recto de flecha 3" o:spid="_x0000_s1026" type="#_x0000_t32" style="position:absolute;margin-left:212.9pt;margin-top:10.25pt;width:128.2pt;height:4.1pt;flip:y;z-index:251721728;visibility:visible;mso-wrap-style:square;mso-wrap-distance-left:9pt;mso-wrap-distance-top:0;mso-wrap-distance-right:9pt;mso-wrap-distance-bottom:0;mso-position-horizontal:absolute;mso-position-horizontal-relative:text;mso-position-vertical:absolute;mso-position-vertical-relative:text" o:gfxdata="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" strokecolor="#e97132 [3205]" strokeweight="1.5pt">
+                <v:stroke endarrow="block" joinstyle="miter"/>
+              </v:shape>
+            </w:pict>
+          </mc:Fallback>
+        </mc:AlternateContent>
+      </w:r>
+      <w:r>
+        <w:rPr>
+          <w:noProof/>
+          <w14:ligatures w14:val="standardContextual"/>
+        </w:rPr>
+        <mc:AlternateContent>
+          <mc:Choice Requires="wps">
+            <w:drawing>
+              <wp:anchor distT="0" distB="0" distL="114300" distR="114300" simplePos="0" relativeHeight="251720704" behindDoc="0" locked="0" layoutInCell="1" allowOverlap="1" wp14:anchorId="374257F5" wp14:editId="37212015">
+                <wp:simplePos x="0" y="0"/>
+                <wp:positionH relativeFrom="column">
+                  <wp:posOffset>-25940</wp:posOffset>
+                </wp:positionH>
+                <wp:positionV relativeFrom="paragraph">
+                  <wp:posOffset>181420</wp:posOffset>
+                </wp:positionV>
+                <wp:extent cx="2730229" cy="0"/>
+                <wp:effectExtent l="0" t="0" r="0" b="0"/>
+                <wp:wrapNone/>
+                <wp:docPr id="2" name="Conector recto 2"/>
+                <wp:cNvGraphicFramePr/>
+                <a:graphic xmlns:a="http://schemas.openxmlformats.org/drawingml/2006/main">
+                  <a:graphicData uri="http://schemas.microsoft.com/office/word/2010/wordprocessingShape">
+                    <wps:wsp>
+                      <wps:cNvCnPr/>
+                      <wps:spPr>
+                        <a:xfrm flipV="1">
+                          <a:off x="0" y="0"/>
+                          <a:ext cx="2730229" cy="0"/>
+                        </a:xfrm>
+                        <a:prstGeom prst="line">
+                          <a:avLst/>
+                        </a:prstGeom>
+                      </wps:spPr>
+                      <wps:style>
+                        <a:lnRef idx="3">
+                          <a:schemeClr val="accent2"/>
+                        </a:lnRef>
+                        <a:fillRef idx="0">
+                          <a:schemeClr val="accent2"/>
+                        </a:fillRef>
+                        <a:effectRef idx="2">
+                          <a:schemeClr val="accent2"/>
+                        </a:effectRef>
+                        <a:fontRef idx="minor">
+                          <a:schemeClr val="tx1"/>
+                        </a:fontRef>
+                      </wps:style>
+                      <wps:bodyPr/>
+                    </wps:wsp>
+                  </a:graphicData>
+                </a:graphic>
+                <wp14:sizeRelH relativeFrom="margin">
+                  <wp14:pctWidth>0</wp14:pctWidth>
+                </wp14:sizeRelH>
+                <wp14:sizeRelV relativeFrom="margin">
+                  <wp14:pctHeight>0</wp14:pctHeight>
+                </wp14:sizeRelV>
+              </wp:anchor>
+            </w:drawing>
+          </mc:Choice>
+          <mc:Fallback>
+            <w:pict>
+              <v:line w14:anchorId="2A165BDE" id="Conector recto 2" o:spid="_x0000_s1026" style="position:absolute;flip:y;z-index:251720704;visibility:visible;mso-wrap-style:square;mso-width-percent:0;mso-height-percent:0;mso-wrap-distance-left:9pt;mso-wrap-distance-top:0;mso-wrap-distance-right:9pt;mso-wrap-distance-bottom:0;mso-position-horizontal:absolute;mso-position-horizontal-relative:text;mso-position-vertical:absolute;mso-position-vertical-relative:text;mso-width-percent:0;mso-height-percent:0;mso-width-relative:margin;mso-height-relative:margin" from="-2.05pt,14.3pt" to="212.95pt,14.3pt" o:gfxdata="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" strokecolor="#e97132 [3205]" strokeweight="1.5pt">
+                <v:stroke joinstyle="miter"/>
+              </v:line>
+            </w:pict>
+          </mc:Fallback>
+        </mc:AlternateContent>
+      </w:r>
+    </w:p>
+    <w:p>
+      <w:pPr>
+        <w:widowControl/>
+        <w:autoSpaceDE/>
+        <w:autoSpaceDN/>
+        <w:spacing w:after="160" w:line="259" w:lineRule="auto"/>
+        <w:ind w:firstLine="0"/>
+      </w:pPr>
+      <w:r>
+        <w:rPr>
+          <w:b/>
+          <w:bCs/>
+          <w:noProof/>
+          <w14:ligatures w14:val="standardContextual"/>
+        </w:rPr>
+        <mc:AlternateContent>
+          <mc:Choice Requires="wps">
+            <w:drawing>
+              <wp:anchor distT="0" distB="0" distL="114300" distR="114300" simplePos="0" relativeHeight="251723776" behindDoc="0" locked="0" layoutInCell="1" allowOverlap="1" wp14:anchorId="7CF9542F" wp14:editId="408F06A9">
+                <wp:simplePos x="0" y="0"/>
+                <wp:positionH relativeFrom="column">
+                  <wp:posOffset>2736309</wp:posOffset>
+                </wp:positionH>
+                <wp:positionV relativeFrom="paragraph">
+                  <wp:posOffset>458227</wp:posOffset>
+                </wp:positionV>
+                <wp:extent cx="1654107" cy="732817"/>
+                <wp:effectExtent l="0" t="38100" r="60960" b="29210"/>
+                <wp:wrapNone/>
+                <wp:docPr id="12" name="Conector recto de flecha 12"/>
+                <wp:cNvGraphicFramePr/>
+                <a:graphic xmlns:a="http://schemas.openxmlformats.org/drawingml/2006/main">
+                  <a:graphicData uri="http://schemas.microsoft.com/office/word/2010/wordprocessingShape">
+                    <wps:wsp>
+                      <wps:cNvCnPr/>
+                      <wps:spPr>
+                        <a:xfrm flipV="1">
+                          <a:off x="0" y="0"/>
+                          <a:ext cx="1654107" cy="732817"/>
+                        </a:xfrm>
+                        <a:prstGeom prst="straightConnector1">
+                          <a:avLst/>
+                        </a:prstGeom>
+                        <a:ln>
+                          <a:tailEnd type="triangle"/>
+                        </a:ln>
+                      </wps:spPr>
+                      <wps:style>
+                        <a:lnRef idx="3">
+                          <a:schemeClr val="accent2"/>
+                        </a:lnRef>
+                        <a:fillRef idx="0">
+                          <a:schemeClr val="accent2"/>
+                        </a:fillRef>
+                        <a:effectRef idx="2">
+                          <a:schemeClr val="accent2"/>
+                        </a:effectRef>
+                        <a:fontRef idx="minor">
+                          <a:schemeClr val="tx1"/>
+                        </a:fontRef>
+                      </wps:style>
+                      <wps:bodyPr/>
+                    </wps:wsp>
+                  </a:graphicData>
+                </a:graphic>
+              </wp:anchor>
+            </w:drawing>
+          </mc:Choice>
+          <mc:Fallback>
+            <w:pict>
+              <v:shape w14:anchorId="3A9A8FC7" id="Conector recto de flecha 12" o:spid="_x0000_s1026" type="#_x0000_t32" style="position:absolute;margin-left:215.45pt;margin-top:36.1pt;width:130.25pt;height:57.7pt;flip:y;z-index:251723776;visibility:visible;mso-wrap-style:square;mso-wrap-distance-left:9pt;mso-wrap-distance-top:0;mso-wrap-distance-right:9pt;mso-wrap-distance-bottom:0;mso-position-horizontal:absolute;mso-position-horizontal-relative:text;mso-position-vertical:absolute;mso-position-vertical-relative:text" o:gfxdata="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" strokecolor="#e97132 [3205]" strokeweight="1.5pt">
+                <v:stroke endarrow="block" joinstyle="miter"/>
+              </v:shape>
+            </w:pict>
+          </mc:Fallback>
+        </mc:AlternateContent>
+      </w:r>
+      <w:r>
+        <w:rPr>
+          <w:b/>
+          <w:bCs/>
+        </w:rPr>
+        <w:t>Botón administración de usuarios.-</w:t>
+      </w:r>
+      <w:r>
+        <w:t xml:space="preserve"> Al hacer clic en este botón será redirigido hacia una ventana </w:t>
+      </w:r>
+      <w:r>
+        <w:t xml:space="preserve">en donde podrá </w:t>
+      </w:r>
+      <w:r>
+        <w:t>verificar cuales son los usuario</w:t>
+      </w:r>
+      <w:r>
+        <w:t xml:space="preserve">s </w:t>
+      </w:r>
+      <w:r>
+        <w:t>registrados, rol y también podrá eliminar usuarios inactivos.</w:t>
+      </w:r>
+    </w:p>
+    <w:p>
+      <w:pPr>
+        <w:widowControl/>
+        <w:autoSpaceDE/>
+        <w:autoSpaceDN/>
+        <w:spacing w:after="160" w:line="259" w:lineRule="auto"/>
+        <w:ind w:firstLine="0"/>
+      </w:pPr>
+      <w:r>
+        <w:rPr>
+          <w:noProof/>
+          <w14:ligatures w14:val="standardContextual"/>
+        </w:rPr>
+        <mc:AlternateContent>
+          <mc:Choice Requires="wps">
+            <w:drawing>
+              <wp:anchor distT="0" distB="0" distL="114300" distR="114300" simplePos="0" relativeHeight="251725824" behindDoc="0" locked="0" layoutInCell="1" allowOverlap="1" wp14:anchorId="0C83CA28" wp14:editId="49B119D5">
+                <wp:simplePos x="0" y="0"/>
+                <wp:positionH relativeFrom="column">
+                  <wp:posOffset>2639155</wp:posOffset>
+                </wp:positionH>
+                <wp:positionV relativeFrom="paragraph">
+                  <wp:posOffset>15145</wp:posOffset>
+                </wp:positionV>
+                <wp:extent cx="1751100" cy="1264596"/>
+                <wp:effectExtent l="0" t="38100" r="59055" b="31115"/>
+                <wp:wrapNone/>
+                <wp:docPr id="40" name="Conector recto de flecha 40"/>
+                <wp:cNvGraphicFramePr/>
+                <a:graphic xmlns:a="http://schemas.openxmlformats.org/drawingml/2006/main">
+                  <a:graphicData uri="http://schemas.microsoft.com/office/word/2010/wordprocessingShape">
+                    <wps:wsp>
+                      <wps:cNvCnPr/>
+                      <wps:spPr>
+                        <a:xfrm flipV="1">
+                          <a:off x="0" y="0"/>
+                          <a:ext cx="1751100" cy="1264596"/>
+                        </a:xfrm>
+                        <a:prstGeom prst="straightConnector1">
+                          <a:avLst/>
+                        </a:prstGeom>
+                        <a:ln>
+                          <a:tailEnd type="triangle"/>
+                        </a:ln>
+                      </wps:spPr>
+                      <wps:style>
+                        <a:lnRef idx="3">
+                          <a:schemeClr val="accent2"/>
+                        </a:lnRef>
+                        <a:fillRef idx="0">
+                          <a:schemeClr val="accent2"/>
+                        </a:fillRef>
+                        <a:effectRef idx="2">
+                          <a:schemeClr val="accent2"/>
+                        </a:effectRef>
+                        <a:fontRef idx="minor">
+                          <a:schemeClr val="tx1"/>
+                        </a:fontRef>
+                      </wps:style>
+                      <wps:bodyPr/>
+                    </wps:wsp>
+                  </a:graphicData>
+                </a:graphic>
+              </wp:anchor>
+            </w:drawing>
+          </mc:Choice>
+          <mc:Fallback>
+            <w:pict>
+              <v:shape w14:anchorId="4AE53239" id="Conector recto de flecha 40" o:spid="_x0000_s1026" type="#_x0000_t32" style="position:absolute;margin-left:207.8pt;margin-top:1.2pt;width:137.9pt;height:99.55pt;flip:y;z-index:251725824;visibility:visible;mso-wrap-style:square;mso-wrap-distance-left:9pt;mso-wrap-distance-top:0;mso-wrap-distance-right:9pt;mso-wrap-distance-bottom:0;mso-position-horizontal:absolute;mso-position-horizontal-relative:text;mso-position-vertical:absolute;mso-position-vertical-relative:text" o:gfxdata="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" strokecolor="#e97132 [3205]" strokeweight="1.5pt">
+                <v:stroke endarrow="block" joinstyle="miter"/>
+              </v:shape>
+            </w:pict>
+          </mc:Fallback>
+        </mc:AlternateContent>
+      </w:r>
+      <w:r>
+        <w:rPr>
+          <w:noProof/>
+          <w14:ligatures w14:val="standardContextual"/>
+        </w:rPr>
+        <mc:AlternateContent>
+          <mc:Choice Requires="wps">
+            <w:drawing>
+              <wp:anchor distT="0" distB="0" distL="114300" distR="114300" simplePos="0" relativeHeight="251722752" behindDoc="0" locked="0" layoutInCell="1" allowOverlap="1" wp14:anchorId="28728EAD" wp14:editId="03135B35">
+                <wp:simplePos x="0" y="0"/>
+                <wp:positionH relativeFrom="column">
+                  <wp:posOffset>-25941</wp:posOffset>
+                </wp:positionH>
+                <wp:positionV relativeFrom="paragraph">
+                  <wp:posOffset>222669</wp:posOffset>
+                </wp:positionV>
+                <wp:extent cx="2762655" cy="0"/>
+                <wp:effectExtent l="0" t="0" r="0" b="0"/>
+                <wp:wrapNone/>
+                <wp:docPr id="8" name="Conector recto 8"/>
+                <wp:cNvGraphicFramePr/>
+                <a:graphic xmlns:a="http://schemas.openxmlformats.org/drawingml/2006/main">
+                  <a:graphicData uri="http://schemas.microsoft.com/office/word/2010/wordprocessingShape">
+                    <wps:wsp>
+                      <wps:cNvCnPr/>
+                      <wps:spPr>
+                        <a:xfrm>
+                          <a:off x="0" y="0"/>
+                          <a:ext cx="2762655" cy="0"/>
+                        </a:xfrm>
+                        <a:prstGeom prst="line">
+                          <a:avLst/>
+                        </a:prstGeom>
+                      </wps:spPr>
+                      <wps:style>
+                        <a:lnRef idx="3">
+                          <a:schemeClr val="accent2"/>
+                        </a:lnRef>
+                        <a:fillRef idx="0">
+                          <a:schemeClr val="accent2"/>
+                        </a:fillRef>
+                        <a:effectRef idx="2">
+                          <a:schemeClr val="accent2"/>
+                        </a:effectRef>
+                        <a:fontRef idx="minor">
+                          <a:schemeClr val="tx1"/>
+                        </a:fontRef>
+                      </wps:style>
+                      <wps:bodyPr/>
+                    </wps:wsp>
+                  </a:graphicData>
+                </a:graphic>
+              </wp:anchor>
+            </w:drawing>
+          </mc:Choice>
+          <mc:Fallback>
+            <w:pict>
+              <v:line w14:anchorId="3F9BC2C0" id="Conector recto 8" o:spid="_x0000_s1026" style="position:absolute;z-index:251722752;visibility:visible;mso-wrap-style:square;mso-wrap-distance-left:9pt;mso-wrap-distance-top:0;mso-wrap-distance-right:9pt;mso-wrap-distance-bottom:0;mso-position-horizontal:absolute;mso-position-horizontal-relative:text;mso-position-vertical:absolute;mso-position-vertical-relative:text" from="-2.05pt,17.55pt" to="215.5pt,17.55pt" o:gfxdata="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" strokecolor="#e97132 [3205]" strokeweight="1.5pt">
+                <v:stroke joinstyle="miter"/>
+              </v:line>
+            </w:pict>
+          </mc:Fallback>
+        </mc:AlternateContent>
+      </w:r>
+    </w:p>
+    <w:p>
+      <w:pPr>
+        <w:widowControl/>
+        <w:autoSpaceDE/>
+        <w:autoSpaceDN/>
+        <w:spacing w:after="160" w:line="259" w:lineRule="auto"/>
+        <w:ind w:firstLine="0"/>
+      </w:pPr>
+      <w:r>
+        <w:rPr>
+          <w:b/>
+          <w:bCs/>
+          <w:noProof/>
+          <w14:ligatures w14:val="standardContextual"/>
+        </w:rPr>
+        <mc:AlternateContent>
+          <mc:Choice Requires="wps">
+            <w:drawing>
+              <wp:anchor distT="0" distB="0" distL="114300" distR="114300" simplePos="0" relativeHeight="251727872" behindDoc="0" locked="0" layoutInCell="1" allowOverlap="1" wp14:anchorId="49DF2A9E" wp14:editId="07447ABE">
+                <wp:simplePos x="0" y="0"/>
+                <wp:positionH relativeFrom="column">
+                  <wp:posOffset>2826925</wp:posOffset>
+                </wp:positionH>
+                <wp:positionV relativeFrom="paragraph">
+                  <wp:posOffset>297910</wp:posOffset>
+                </wp:positionV>
+                <wp:extent cx="1563208" cy="1952017"/>
+                <wp:effectExtent l="0" t="38100" r="56515" b="29210"/>
+                <wp:wrapNone/>
+                <wp:docPr id="42" name="Conector recto de flecha 42"/>
+                <wp:cNvGraphicFramePr/>
+                <a:graphic xmlns:a="http://schemas.openxmlformats.org/drawingml/2006/main">
+                  <a:graphicData uri="http://schemas.microsoft.com/office/word/2010/wordprocessingShape">
+                    <wps:wsp>
+                      <wps:cNvCnPr/>
+                      <wps:spPr>
+                        <a:xfrm flipV="1">
+                          <a:off x="0" y="0"/>
+                          <a:ext cx="1563208" cy="1952017"/>
+                        </a:xfrm>
+                        <a:prstGeom prst="straightConnector1">
+                          <a:avLst/>
+                        </a:prstGeom>
+                        <a:ln>
+                          <a:tailEnd type="triangle"/>
+                        </a:ln>
+                      </wps:spPr>
+                      <wps:style>
+                        <a:lnRef idx="3">
+                          <a:schemeClr val="accent2"/>
+                        </a:lnRef>
+                        <a:fillRef idx="0">
+                          <a:schemeClr val="accent2"/>
+                        </a:fillRef>
+                        <a:effectRef idx="2">
+                          <a:schemeClr val="accent2"/>
+                        </a:effectRef>
+                        <a:fontRef idx="minor">
+                          <a:schemeClr val="tx1"/>
+                        </a:fontRef>
+                      </wps:style>
+                      <wps:bodyPr/>
+                    </wps:wsp>
+                  </a:graphicData>
+                </a:graphic>
+              </wp:anchor>
+            </w:drawing>
+          </mc:Choice>
+          <mc:Fallback>
+            <w:pict>
+              <v:shape w14:anchorId="67AEA4AB" id="Conector recto de flecha 42" o:spid="_x0000_s1026" type="#_x0000_t32" style="position:absolute;margin-left:222.6pt;margin-top:23.45pt;width:123.1pt;height:153.7pt;flip:y;z-index:251727872;visibility:visible;mso-wrap-style:square;mso-wrap-distance-left:9pt;mso-wrap-distance-top:0;mso-wrap-distance-right:9pt;mso-wrap-distance-bottom:0;mso-position-horizontal:absolute;mso-position-horizontal-relative:text;mso-position-vertical:absolute;mso-position-vertical-relative:text" o:gfxdata="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" strokecolor="#e97132 [3205]" strokeweight="1.5pt">
+                <v:stroke endarrow="block" joinstyle="miter"/>
+              </v:shape>
+            </w:pict>
+          </mc:Fallback>
+        </mc:AlternateContent>
+      </w:r>
+      <w:r>
+        <w:rPr>
+          <w:b/>
+          <w:bCs/>
+        </w:rPr>
+        <w:t xml:space="preserve">Botón </w:t>
+      </w:r>
+      <w:r>
+        <w:rPr>
+          <w:b/>
+          <w:bCs/>
+        </w:rPr>
+        <w:t>gestión de eventos.-</w:t>
+      </w:r>
+      <w:r>
+        <w:t xml:space="preserve"> Este botón te redirigirá </w:t>
+      </w:r>
+      <w:r>
+        <w:t xml:space="preserve">hacia una ventana </w:t>
+      </w:r>
+      <w:r>
+        <w:t xml:space="preserve">en la cual podrá crear </w:t>
+      </w:r>
+      <w:r>
+        <w:t xml:space="preserve">un </w:t>
+      </w:r>
+      <w:r>
+        <w:t>evento</w:t>
+      </w:r>
+      <w:r>
+        <w:t>, modifica</w:t>
+      </w:r>
+      <w:r>
+        <w:t>rlo</w:t>
+      </w:r>
+      <w:r>
+        <w:t>,</w:t>
+      </w:r>
+      <w:r>
+        <w:t xml:space="preserve"> o en su defecto cancelarlo.</w:t>
+      </w:r>
+    </w:p>
+    <w:p>
+      <w:pPr>
+        <w:widowControl/>
+        <w:autoSpaceDE/>
+        <w:autoSpaceDN/>
+        <w:spacing w:after="160" w:line="259" w:lineRule="auto"/>
+        <w:ind w:firstLine="0"/>
+      </w:pPr>
+      <w:r>
+        <w:rPr>
+          <w:noProof/>
+          <w14:ligatures w14:val="standardContextual"/>
+        </w:rPr>
+        <mc:AlternateContent>
+          <mc:Choice Requires="wps">
+            <w:drawing>
+              <wp:anchor distT="0" distB="0" distL="114300" distR="114300" simplePos="0" relativeHeight="251729920" behindDoc="0" locked="0" layoutInCell="1" allowOverlap="1" wp14:anchorId="3220ED50" wp14:editId="4C02055E">
+                <wp:simplePos x="0" y="0"/>
+                <wp:positionH relativeFrom="column">
+                  <wp:posOffset>2535015</wp:posOffset>
+                </wp:positionH>
+                <wp:positionV relativeFrom="paragraph">
+                  <wp:posOffset>41153</wp:posOffset>
+                </wp:positionV>
+                <wp:extent cx="1998074" cy="2665379"/>
+                <wp:effectExtent l="0" t="38100" r="59690" b="20955"/>
+                <wp:wrapNone/>
+                <wp:docPr id="44" name="Conector recto de flecha 44"/>
+                <wp:cNvGraphicFramePr/>
+                <a:graphic xmlns:a="http://schemas.openxmlformats.org/drawingml/2006/main">
+                  <a:graphicData uri="http://schemas.microsoft.com/office/word/2010/wordprocessingShape">
+                    <wps:wsp>
+                      <wps:cNvCnPr/>
+                      <wps:spPr>
+                        <a:xfrm flipV="1">
+                          <a:off x="0" y="0"/>
+                          <a:ext cx="1998074" cy="2665379"/>
+                        </a:xfrm>
+                        <a:prstGeom prst="straightConnector1">
+                          <a:avLst/>
+                        </a:prstGeom>
+                        <a:ln>
+                          <a:tailEnd type="triangle"/>
+                        </a:ln>
+                      </wps:spPr>
+                      <wps:style>
+                        <a:lnRef idx="3">
+                          <a:schemeClr val="accent2"/>
+                        </a:lnRef>
+                        <a:fillRef idx="0">
+                          <a:schemeClr val="accent2"/>
+                        </a:fillRef>
+                        <a:effectRef idx="2">
+                          <a:schemeClr val="accent2"/>
+                        </a:effectRef>
+                        <a:fontRef idx="minor">
+                          <a:schemeClr val="tx1"/>
+                        </a:fontRef>
+                      </wps:style>
+                      <wps:bodyPr/>
+                    </wps:wsp>
+                  </a:graphicData>
+                </a:graphic>
+              </wp:anchor>
+            </w:drawing>
+          </mc:Choice>
+          <mc:Fallback>
+            <w:pict>
+              <v:shape w14:anchorId="4E74EEDC" id="Conector recto de flecha 44" o:spid="_x0000_s1026" type="#_x0000_t32" style="position:absolute;margin-left:199.6pt;margin-top:3.25pt;width:157.35pt;height:209.85pt;flip:y;z-index:251729920;visibility:visible;mso-wrap-style:square;mso-wrap-distance-left:9pt;mso-wrap-distance-top:0;mso-wrap-distance-right:9pt;mso-wrap-distance-bottom:0;mso-position-horizontal:absolute;mso-position-horizontal-relative:text;mso-position-vertical:absolute;mso-position-vertical-relative:text" o:gfxdata="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" strokecolor="#e97132 [3205]" strokeweight="1.5pt">
+                <v:stroke endarrow="block" joinstyle="miter"/>
+              </v:shape>
+            </w:pict>
+          </mc:Fallback>
+        </mc:AlternateContent>
+      </w:r>
+      <w:r>
+        <w:rPr>
+          <w:noProof/>
+          <w14:ligatures w14:val="standardContextual"/>
+        </w:rPr>
+        <mc:AlternateContent>
+          <mc:Choice Requires="wps">
+            <w:drawing>
+              <wp:anchor distT="0" distB="0" distL="114300" distR="114300" simplePos="0" relativeHeight="251724800" behindDoc="0" locked="0" layoutInCell="1" allowOverlap="1" wp14:anchorId="318B96EC" wp14:editId="4724ABB2">
+                <wp:simplePos x="0" y="0"/>
+                <wp:positionH relativeFrom="column">
+                  <wp:posOffset>-25940</wp:posOffset>
+                </wp:positionH>
+                <wp:positionV relativeFrom="paragraph">
+                  <wp:posOffset>209766</wp:posOffset>
+                </wp:positionV>
+                <wp:extent cx="2665378" cy="0"/>
+                <wp:effectExtent l="0" t="0" r="0" b="0"/>
+                <wp:wrapNone/>
+                <wp:docPr id="25" name="Conector recto 25"/>
+                <wp:cNvGraphicFramePr/>
+                <a:graphic xmlns:a="http://schemas.openxmlformats.org/drawingml/2006/main">
+                  <a:graphicData uri="http://schemas.microsoft.com/office/word/2010/wordprocessingShape">
+                    <wps:wsp>
+                      <wps:cNvCnPr/>
+                      <wps:spPr>
+                        <a:xfrm>
+                          <a:off x="0" y="0"/>
+                          <a:ext cx="2665378" cy="0"/>
+                        </a:xfrm>
+                        <a:prstGeom prst="line">
+                          <a:avLst/>
+                        </a:prstGeom>
+                      </wps:spPr>
+                      <wps:style>
+                        <a:lnRef idx="3">
+                          <a:schemeClr val="accent2"/>
+                        </a:lnRef>
+                        <a:fillRef idx="0">
+                          <a:schemeClr val="accent2"/>
+                        </a:fillRef>
+                        <a:effectRef idx="2">
+                          <a:schemeClr val="accent2"/>
+                        </a:effectRef>
+                        <a:fontRef idx="minor">
+                          <a:schemeClr val="tx1"/>
+                        </a:fontRef>
+                      </wps:style>
+                      <wps:bodyPr/>
+                    </wps:wsp>
+                  </a:graphicData>
+                </a:graphic>
+              </wp:anchor>
+            </w:drawing>
+          </mc:Choice>
+          <mc:Fallback>
+            <w:pict>
+              <v:line w14:anchorId="7DCF1970" id="Conector recto 25" o:spid="_x0000_s1026" style="position:absolute;z-index:251724800;visibility:visible;mso-wrap-style:square;mso-wrap-distance-left:9pt;mso-wrap-distance-top:0;mso-wrap-distance-right:9pt;mso-wrap-distance-bottom:0;mso-position-horizontal:absolute;mso-position-horizontal-relative:text;mso-position-vertical:absolute;mso-position-vertical-relative:text" from="-2.05pt,16.5pt" to="207.8pt,16.5pt" o:gfxdata="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" strokecolor="#e97132 [3205]" strokeweight="1.5pt">
+                <v:stroke joinstyle="miter"/>
+              </v:line>
+            </w:pict>
+          </mc:Fallback>
+        </mc:AlternateContent>
+      </w:r>
+    </w:p>
+    <w:p>
+      <w:pPr>
+        <w:widowControl/>
+        <w:autoSpaceDE/>
+        <w:autoSpaceDN/>
+        <w:spacing w:after="160" w:line="259" w:lineRule="auto"/>
+        <w:ind w:firstLine="0"/>
+      </w:pPr>
+      <w:r>
+        <w:rPr>
+          <w:b/>
+          <w:bCs/>
+        </w:rPr>
+        <w:t xml:space="preserve">Botón gestión </w:t>
+      </w:r>
+      <w:r>
+        <w:rPr>
+          <w:b/>
+          <w:bCs/>
+        </w:rPr>
+        <w:t>de participantes.-</w:t>
+      </w:r>
+      <w:r>
+        <w:t>A</w:t>
+      </w:r>
+      <w:r>
+        <w:t xml:space="preserve">l dar clic sobre este </w:t>
+      </w:r>
+      <w:r>
+        <w:t xml:space="preserve">botón </w:t>
+      </w:r>
+      <w:r>
+        <w:t xml:space="preserve">será </w:t>
+      </w:r>
+      <w:r>
+        <w:t xml:space="preserve">dirigido a </w:t>
+      </w:r>
+      <w:r>
+        <w:t xml:space="preserve">una ventana en la cual podrá inscribirse como participante/asistente o </w:t>
+      </w:r>
+      <w:r>
+        <w:t xml:space="preserve">participante </w:t>
+      </w:r>
+      <w:r>
+        <w:t xml:space="preserve">de alguno de los eventos </w:t>
+      </w:r>
+      <w:r>
+        <w:t>en específico</w:t>
+      </w:r>
+      <w:r>
+        <w:t>.</w:t>
+      </w:r>
+    </w:p>
+    <w:p>
+      <w:pPr>
+        <w:widowControl/>
+        <w:autoSpaceDE/>
+        <w:autoSpaceDN/>
+        <w:spacing w:after="160" w:line="259" w:lineRule="auto"/>
+        <w:ind w:firstLine="0"/>
+      </w:pPr>
+      <w:r>
+        <w:rPr>
+          <w:noProof/>
+          <w14:ligatures w14:val="standardContextual"/>
+        </w:rPr>
+        <mc:AlternateContent>
+          <mc:Choice Requires="wps">
+            <w:drawing>
+              <wp:anchor distT="0" distB="0" distL="114300" distR="114300" simplePos="0" relativeHeight="251726848" behindDoc="0" locked="0" layoutInCell="1" allowOverlap="1" wp14:anchorId="1ABF1EF7" wp14:editId="04DBBB4C">
+                <wp:simplePos x="0" y="0"/>
+                <wp:positionH relativeFrom="column">
+                  <wp:posOffset>25940</wp:posOffset>
+                </wp:positionH>
+                <wp:positionV relativeFrom="paragraph">
+                  <wp:posOffset>211577</wp:posOffset>
+                </wp:positionV>
+                <wp:extent cx="2801566" cy="0"/>
+                <wp:effectExtent l="0" t="0" r="0" b="0"/>
+                <wp:wrapNone/>
+                <wp:docPr id="41" name="Conector recto 41"/>
+                <wp:cNvGraphicFramePr/>
+                <a:graphic xmlns:a="http://schemas.openxmlformats.org/drawingml/2006/main">
+                  <a:graphicData uri="http://schemas.microsoft.com/office/word/2010/wordprocessingShape">
+                    <wps:wsp>
+                      <wps:cNvCnPr/>
+                      <wps:spPr>
+                        <a:xfrm>
+                          <a:off x="0" y="0"/>
+                          <a:ext cx="2801566" cy="0"/>
+                        </a:xfrm>
+                        <a:prstGeom prst="line">
+                          <a:avLst/>
+                        </a:prstGeom>
+                      </wps:spPr>
+                      <wps:style>
+                        <a:lnRef idx="3">
+                          <a:schemeClr val="accent2"/>
+                        </a:lnRef>
+                        <a:fillRef idx="0">
+                          <a:schemeClr val="accent2"/>
+                        </a:fillRef>
+                        <a:effectRef idx="2">
+                          <a:schemeClr val="accent2"/>
+                        </a:effectRef>
+                        <a:fontRef idx="minor">
+                          <a:schemeClr val="tx1"/>
+                        </a:fontRef>
+                      </wps:style>
+                      <wps:bodyPr/>
+                    </wps:wsp>
+                  </a:graphicData>
+                </a:graphic>
+              </wp:anchor>
+            </w:drawing>
+          </mc:Choice>
+          <mc:Fallback>
+            <w:pict>
+              <v:line w14:anchorId="097A05D5" id="Conector recto 41" o:spid="_x0000_s1026" style="position:absolute;z-index:251726848;visibility:visible;mso-wrap-style:square;mso-wrap-distance-left:9pt;mso-wrap-distance-top:0;mso-wrap-distance-right:9pt;mso-wrap-distance-bottom:0;mso-position-horizontal:absolute;mso-position-horizontal-relative:text;mso-position-vertical:absolute;mso-position-vertical-relative:text" from="2.05pt,16.65pt" to="222.65pt,16.65pt" o:gfxdata="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" strokecolor="#e97132 [3205]" strokeweight="1.5pt">
+                <v:stroke joinstyle="miter"/>
+              </v:line>
+            </w:pict>
+          </mc:Fallback>
+        </mc:AlternateContent>
+      </w:r>
+    </w:p>
+    <w:p>
+      <w:pPr>
+        <w:widowControl/>
+        <w:autoSpaceDE/>
+        <w:autoSpaceDN/>
+        <w:spacing w:after="160" w:line="259" w:lineRule="auto"/>
+        <w:ind w:firstLine="0"/>
+      </w:pPr>
+      <w:r>
+        <w:rPr>
+          <w:b/>
+          <w:bCs/>
+        </w:rPr>
+        <w:t xml:space="preserve">Botón </w:t>
+      </w:r>
+      <w:r>
+        <w:rPr>
+          <w:b/>
+          <w:bCs/>
+        </w:rPr>
+        <w:t xml:space="preserve">consultas y reportes.- </w:t>
+      </w:r>
+      <w:r>
+        <w:t xml:space="preserve">Al dar clic en este botón se abrirá una ventana, en la cual podrás </w:t>
+      </w:r>
+      <w:r>
+        <w:t xml:space="preserve">consultar </w:t>
+      </w:r>
+      <w:r>
+        <w:t>el calendario de eventos</w:t>
+      </w:r>
+      <w:r>
+        <w:t xml:space="preserve">, </w:t>
+      </w:r>
+      <w:r>
+        <w:t>nomina de participantes de eventos y obtener un</w:t>
+      </w:r>
+      <w:r>
+        <w:t xml:space="preserve"> reporte de asistencia por cada evento.</w:t>
+      </w:r>
+    </w:p>
+    <w:p>
+      <w:pPr>
+        <w:widowControl/>
+        <w:autoSpaceDE/>
+        <w:autoSpaceDN/>
+        <w:spacing w:after="160" w:line="259" w:lineRule="auto"/>
+        <w:ind w:firstLine="0"/>
+      </w:pPr>
+      <w:r>
+        <w:rPr>
+          <w:noProof/>
+          <w14:ligatures w14:val="standardContextual"/>
+        </w:rPr>
+        <mc:AlternateContent>
+          <mc:Choice Requires="wps">
+            <w:drawing>
+              <wp:anchor distT="0" distB="0" distL="114300" distR="114300" simplePos="0" relativeHeight="251728896" behindDoc="0" locked="0" layoutInCell="1" allowOverlap="1" wp14:anchorId="0388A6FE" wp14:editId="5611285F">
+                <wp:simplePos x="0" y="0"/>
+                <wp:positionH relativeFrom="column">
+                  <wp:posOffset>-25940</wp:posOffset>
+                </wp:positionH>
+                <wp:positionV relativeFrom="paragraph">
+                  <wp:posOffset>219872</wp:posOffset>
+                </wp:positionV>
+                <wp:extent cx="2561400" cy="0"/>
+                <wp:effectExtent l="0" t="0" r="0" b="0"/>
+                <wp:wrapNone/>
+                <wp:docPr id="43" name="Conector recto 43"/>
+                <wp:cNvGraphicFramePr/>
+                <a:graphic xmlns:a="http://schemas.openxmlformats.org/drawingml/2006/main">
+                  <a:graphicData uri="http://schemas.microsoft.com/office/word/2010/wordprocessingShape">
+                    <wps:wsp>
+                      <wps:cNvCnPr/>
+                      <wps:spPr>
+                        <a:xfrm>
+                          <a:off x="0" y="0"/>
+                          <a:ext cx="2561400" cy="0"/>
+                        </a:xfrm>
+                        <a:prstGeom prst="line">
+                          <a:avLst/>
+                        </a:prstGeom>
+                      </wps:spPr>
+                      <wps:style>
+                        <a:lnRef idx="3">
+                          <a:schemeClr val="accent2"/>
+                        </a:lnRef>
+                        <a:fillRef idx="0">
+                          <a:schemeClr val="accent2"/>
+                        </a:fillRef>
+                        <a:effectRef idx="2">
+                          <a:schemeClr val="accent2"/>
+                        </a:effectRef>
+                        <a:fontRef idx="minor">
+                          <a:schemeClr val="tx1"/>
+                        </a:fontRef>
+                      </wps:style>
+                      <wps:bodyPr/>
+                    </wps:wsp>
+                  </a:graphicData>
+                </a:graphic>
+                <wp14:sizeRelH relativeFrom="margin">
+                  <wp14:pctWidth>0</wp14:pctWidth>
+                </wp14:sizeRelH>
+              </wp:anchor>
+            </w:drawing>
+          </mc:Choice>
+          <mc:Fallback>
+            <w:pict>
+              <v:line w14:anchorId="3F058113" id="Conector recto 43" o:spid="_x0000_s1026" style="position:absolute;z-index:251728896;visibility:visible;mso-wrap-style:square;mso-width-percent:0;mso-wrap-distance-left:9pt;mso-wrap-distance-top:0;mso-wrap-distance-right:9pt;mso-wrap-distance-bottom:0;mso-position-horizontal:absolute;mso-position-horizontal-relative:text;mso-position-vertical:absolute;mso-position-vertical-relative:text;mso-width-percent:0;mso-width-relative:margin" from="-2.05pt,17.3pt" to="199.65pt,17.3pt" o:gfxdata="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" strokecolor="#e97132 [3205]" strokeweight="1.5pt">
+                <v:stroke joinstyle="miter"/>
+              </v:line>
+            </w:pict>
+          </mc:Fallback>
+        </mc:AlternateContent>
+      </w:r>
+    </w:p>
+    <w:p>
+      <w:pPr>
+        <w:widowControl/>
+        <w:autoSpaceDE/>
+        <w:autoSpaceDN/>
+        <w:spacing w:after="160" w:line="259" w:lineRule="auto"/>
+        <w:ind w:firstLine="0"/>
+      </w:pPr>
+      <w:r>
+        <w:rPr>
+          <w:b/>
+          <w:bCs/>
+        </w:rPr>
+        <w:t xml:space="preserve">Botón cerrar </w:t>
+      </w:r>
+      <w:r>
+        <w:rPr>
+          <w:b/>
+          <w:bCs/>
+        </w:rPr>
+        <w:t xml:space="preserve">sesión.- </w:t>
+      </w:r>
+      <w:r>
+        <w:t>Este botón te permitirá salir del sistema de una manera correcta.</w:t>
+      </w:r>
+    </w:p>
+    <w:p>
+      <w:pPr>
+        <w:widowControl/>
+        <w:autoSpaceDE/>
+        <w:autoSpaceDN/>
+        <w:spacing w:after="160" w:line="259" w:lineRule="auto"/>
+        <w:ind w:firstLine="0"/>
+        <w:rPr>
+          <w:b/>
+          <w:bCs/>
+        </w:rPr>
+      </w:pPr>
+      <w:r>
+        <w:rPr>
+          <w:b/>
+          <w:bCs/>
+        </w:rPr>
         <w:br w:type="page"/>
       </w:r>
     </w:p>
@@ -3777,6 +4734,9 @@
         <w:ind w:firstLine="0"/>
       </w:pPr>
       <w:r>
+        <w:rPr>
+          <w:noProof/>
+        </w:rPr>
         <w:lastRenderedPageBreak/>
         <w:drawing>
           <wp:anchor distT="0" distB="0" distL="114300" distR="114300" simplePos="0" relativeHeight="251719680" behindDoc="1" locked="0" layoutInCell="1" allowOverlap="1" wp14:anchorId="6C9B5319" wp14:editId="19E674E2">
@@ -3823,6 +4783,9 @@
         </w:drawing>
       </w:r>
       <w:r>
+        <w:rPr>
+          <w:noProof/>
+        </w:rPr>
         <w:drawing>
           <wp:anchor distT="0" distB="0" distL="114300" distR="114300" simplePos="0" relativeHeight="251717632" behindDoc="1" locked="0" layoutInCell="1" allowOverlap="1" wp14:anchorId="15399002" wp14:editId="6A5F4FB1">
             <wp:simplePos x="0" y="0"/>
@@ -3868,6 +4831,9 @@
         </w:drawing>
       </w:r>
       <w:r>
+        <w:rPr>
+          <w:noProof/>
+        </w:rPr>
         <w:drawing>
           <wp:anchor distT="0" distB="0" distL="114300" distR="114300" simplePos="0" relativeHeight="251715584" behindDoc="1" locked="0" layoutInCell="1" allowOverlap="1" wp14:anchorId="5EC8152B" wp14:editId="7B84E576">
             <wp:simplePos x="0" y="0"/>
@@ -3913,6 +4879,9 @@
         </w:drawing>
       </w:r>
       <w:r>
+        <w:rPr>
+          <w:noProof/>
+        </w:rPr>
         <w:drawing>
           <wp:anchor distT="0" distB="0" distL="114300" distR="114300" simplePos="0" relativeHeight="251713536" behindDoc="1" locked="0" layoutInCell="1" allowOverlap="1" wp14:anchorId="6A8C8DE1" wp14:editId="4F2090BA">
             <wp:simplePos x="0" y="0"/>

--- a/Manual de usuario..docx
+++ b/Manual de usuario..docx
@@ -3873,17 +3873,98 @@
       </w:pPr>
       <w:r>
         <w:rPr>
+          <w:noProof/>
           <w:sz w:val="22"/>
           <w:szCs w:val="22"/>
-        </w:rPr>
-        <w:t>En esta pantalla se pueden comentar varios aspectos importantes</w:t>
+          <w14:ligatures w14:val="standardContextual"/>
+        </w:rPr>
+        <mc:AlternateContent>
+          <mc:Choice Requires="wps">
+            <w:drawing>
+              <wp:anchor distT="0" distB="0" distL="114300" distR="114300" simplePos="0" relativeHeight="251720704" behindDoc="0" locked="0" layoutInCell="1" allowOverlap="1" wp14:anchorId="03F47F8D" wp14:editId="0728BF28">
+                <wp:simplePos x="0" y="0"/>
+                <wp:positionH relativeFrom="column">
+                  <wp:posOffset>1205345</wp:posOffset>
+                </wp:positionH>
+                <wp:positionV relativeFrom="paragraph">
+                  <wp:posOffset>397799</wp:posOffset>
+                </wp:positionV>
+                <wp:extent cx="1988128" cy="533226"/>
+                <wp:effectExtent l="0" t="76200" r="0" b="19685"/>
+                <wp:wrapNone/>
+                <wp:docPr id="2" name="Conector: angular 2"/>
+                <wp:cNvGraphicFramePr/>
+                <a:graphic xmlns:a="http://schemas.openxmlformats.org/drawingml/2006/main">
+                  <a:graphicData uri="http://schemas.microsoft.com/office/word/2010/wordprocessingShape">
+                    <wps:wsp>
+                      <wps:cNvCnPr/>
+                      <wps:spPr>
+                        <a:xfrm flipV="1">
+                          <a:off x="0" y="0"/>
+                          <a:ext cx="1988128" cy="533226"/>
+                        </a:xfrm>
+                        <a:prstGeom prst="bentConnector3">
+                          <a:avLst>
+                            <a:gd name="adj1" fmla="val 71538"/>
+                          </a:avLst>
+                        </a:prstGeom>
+                        <a:ln>
+                          <a:tailEnd type="triangle"/>
+                        </a:ln>
+                      </wps:spPr>
+                      <wps:style>
+                        <a:lnRef idx="1">
+                          <a:schemeClr val="accent1"/>
+                        </a:lnRef>
+                        <a:fillRef idx="0">
+                          <a:schemeClr val="accent1"/>
+                        </a:fillRef>
+                        <a:effectRef idx="0">
+                          <a:schemeClr val="accent1"/>
+                        </a:effectRef>
+                        <a:fontRef idx="minor">
+                          <a:schemeClr val="tx1"/>
+                        </a:fontRef>
+                      </wps:style>
+                      <wps:bodyPr/>
+                    </wps:wsp>
+                  </a:graphicData>
+                </a:graphic>
+                <wp14:sizeRelH relativeFrom="margin">
+                  <wp14:pctWidth>0</wp14:pctWidth>
+                </wp14:sizeRelH>
+                <wp14:sizeRelV relativeFrom="margin">
+                  <wp14:pctHeight>0</wp14:pctHeight>
+                </wp14:sizeRelV>
+              </wp:anchor>
+            </w:drawing>
+          </mc:Choice>
+          <mc:Fallback>
+            <w:pict>
+              <v:shapetype w14:anchorId="11D2D261" id="_x0000_t34" coordsize="21600,21600" o:spt="34" o:oned="t" adj="10800" path="m,l@0,0@0,21600,21600,21600e" filled="f">
+                <v:stroke joinstyle="miter"/>
+                <v:formulas>
+                  <v:f eqn="val #0"/>
+                </v:formulas>
+                <v:path arrowok="t" fillok="f" o:connecttype="none"/>
+                <v:handles>
+                  <v:h position="#0,center"/>
+                </v:handles>
+                <o:lock v:ext="edit" shapetype="t"/>
+              </v:shapetype>
+              <v:shape id="Conector: angular 2" o:spid="_x0000_s1026" type="#_x0000_t34" style="position:absolute;margin-left:94.9pt;margin-top:31.3pt;width:156.55pt;height:42pt;flip:y;z-index:251720704;visibility:visible;mso-wrap-style:square;mso-width-percent:0;mso-height-percent:0;mso-wrap-distance-left:9pt;mso-wrap-distance-top:0;mso-wrap-distance-right:9pt;mso-wrap-distance-bottom:0;mso-position-horizontal:absolute;mso-position-horizontal-relative:text;mso-position-vertical:absolute;mso-position-vertical-relative:text;mso-width-percent:0;mso-height-percent:0;mso-width-relative:margin;mso-height-relative:margin" o:gfxdata="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" adj="15452" strokecolor="#156082 [3204]" strokeweight=".5pt">
+                <v:stroke endarrow="block"/>
+              </v:shape>
+            </w:pict>
+          </mc:Fallback>
+        </mc:AlternateContent>
       </w:r>
       <w:r>
         <w:rPr>
           <w:sz w:val="22"/>
           <w:szCs w:val="22"/>
         </w:rPr>
-        <w:t xml:space="preserve">, por </w:t>
+        <w:t xml:space="preserve">En esta pantalla se pueden comentar varios aspectos importantes, por </w:t>
       </w:r>
       <w:r>
         <w:rPr>
